--- a/Power BI/Chicago Crimes/Documentation/Data Cleaning.docx
+++ b/Power BI/Chicago Crimes/Documentation/Data Cleaning.docx
@@ -788,7 +788,23 @@
           <w:sz w:val="21"/>
           <w:szCs w:val="21"/>
         </w:rPr>
-        <w:t xml:space="preserve"> then it’s likely due to a memory overhead. This can be fixed by applying theses steps to a  subset e.g. </w:t>
+        <w:t xml:space="preserve"> then it’s likely due to a memory overhead. This can be fixed by applying </w:t>
+      </w:r>
+      <w:proofErr w:type="spellStart"/>
+      <w:r>
+        <w:rPr>
+          <w:sz w:val="21"/>
+          <w:szCs w:val="21"/>
+        </w:rPr>
+        <w:t>theses</w:t>
+      </w:r>
+      <w:proofErr w:type="spellEnd"/>
+      <w:r>
+        <w:rPr>
+          <w:sz w:val="21"/>
+          <w:szCs w:val="21"/>
+        </w:rPr>
+        <w:t xml:space="preserve"> steps to a  subset e.g. </w:t>
       </w:r>
       <w:proofErr w:type="spellStart"/>
       <w:r>
@@ -1156,435 +1172,1005 @@
         <w:t xml:space="preserve"> (Boolean)</w:t>
       </w:r>
     </w:p>
-    <w:p/>
-    <w:p>
-      <w:pPr>
-        <w:rPr>
-          <w:sz w:val="14"/>
-          <w:szCs w:val="14"/>
-        </w:rPr>
-      </w:pPr>
-      <w:r>
-        <w:rPr>
-          <w:sz w:val="14"/>
-          <w:szCs w:val="14"/>
-        </w:rPr>
-        <w:t>00 Raw</w:t>
-      </w:r>
-      <w:r>
-        <w:rPr>
-          <w:sz w:val="14"/>
-          <w:szCs w:val="14"/>
-        </w:rPr>
-        <w:br/>
-      </w:r>
-      <w:r>
-        <w:rPr>
-          <w:sz w:val="14"/>
-          <w:szCs w:val="14"/>
-        </w:rPr>
-        <w:br/>
-        <w:t>↓</w:t>
-      </w:r>
-      <w:r>
-        <w:rPr>
-          <w:sz w:val="14"/>
-          <w:szCs w:val="14"/>
-        </w:rPr>
-        <w:br/>
-      </w:r>
-      <w:r>
-        <w:rPr>
-          <w:sz w:val="14"/>
-          <w:szCs w:val="14"/>
-        </w:rPr>
-        <w:br/>
-        <w:t>01 Profiling</w:t>
-      </w:r>
-      <w:r>
-        <w:rPr>
-          <w:sz w:val="14"/>
-          <w:szCs w:val="14"/>
-        </w:rPr>
-        <w:br/>
-      </w:r>
-      <w:r>
-        <w:rPr>
-          <w:sz w:val="14"/>
-          <w:szCs w:val="14"/>
-        </w:rPr>
-        <w:br/>
-        <w:t>↓</w:t>
-      </w:r>
-      <w:r>
-        <w:rPr>
-          <w:sz w:val="14"/>
-          <w:szCs w:val="14"/>
-        </w:rPr>
-        <w:br/>
-      </w:r>
-      <w:r>
-        <w:rPr>
-          <w:sz w:val="14"/>
-          <w:szCs w:val="14"/>
-        </w:rPr>
-        <w:br/>
-        <w:t>02 Structural Cleaning</w:t>
-      </w:r>
-      <w:r>
-        <w:rPr>
-          <w:sz w:val="14"/>
-          <w:szCs w:val="14"/>
-        </w:rPr>
-        <w:br/>
-        <w:t>• Drop columns</w:t>
-      </w:r>
-      <w:r>
-        <w:rPr>
-          <w:sz w:val="14"/>
-          <w:szCs w:val="14"/>
-        </w:rPr>
-        <w:br/>
-        <w:t>• Handle unknowns</w:t>
-      </w:r>
-      <w:r>
-        <w:rPr>
-          <w:sz w:val="14"/>
-          <w:szCs w:val="14"/>
-        </w:rPr>
-        <w:br/>
-        <w:t>• Remove placeholders</w:t>
-      </w:r>
-      <w:r>
-        <w:rPr>
-          <w:sz w:val="14"/>
-          <w:szCs w:val="14"/>
-        </w:rPr>
-        <w:br/>
-      </w:r>
-      <w:r>
-        <w:rPr>
-          <w:sz w:val="14"/>
-          <w:szCs w:val="14"/>
-        </w:rPr>
-        <w:br/>
-        <w:t>↓</w:t>
-      </w:r>
-      <w:r>
-        <w:rPr>
-          <w:sz w:val="14"/>
-          <w:szCs w:val="14"/>
-        </w:rPr>
-        <w:br/>
-      </w:r>
-      <w:r>
-        <w:rPr>
-          <w:sz w:val="14"/>
-          <w:szCs w:val="14"/>
-        </w:rPr>
-        <w:br/>
-        <w:t>03 Standardisation</w:t>
-      </w:r>
-      <w:r>
-        <w:rPr>
-          <w:sz w:val="14"/>
-          <w:szCs w:val="14"/>
-        </w:rPr>
-        <w:br/>
-        <w:t>• Trim</w:t>
-      </w:r>
-      <w:r>
-        <w:rPr>
-          <w:sz w:val="14"/>
-          <w:szCs w:val="14"/>
-        </w:rPr>
-        <w:br/>
-        <w:t>• Clean</w:t>
-      </w:r>
-      <w:r>
-        <w:rPr>
-          <w:sz w:val="14"/>
-          <w:szCs w:val="14"/>
-        </w:rPr>
-        <w:br/>
-        <w:t>• Data types</w:t>
-      </w:r>
-      <w:r>
-        <w:rPr>
-          <w:sz w:val="14"/>
-          <w:szCs w:val="14"/>
-        </w:rPr>
-        <w:br/>
-        <w:t>• Consistent categories</w:t>
-      </w:r>
-      <w:r>
-        <w:rPr>
-          <w:sz w:val="14"/>
-          <w:szCs w:val="14"/>
-        </w:rPr>
-        <w:br/>
-      </w:r>
-      <w:r>
-        <w:rPr>
-          <w:sz w:val="14"/>
-          <w:szCs w:val="14"/>
-        </w:rPr>
-        <w:br/>
-        <w:t>↓</w:t>
-      </w:r>
-      <w:r>
-        <w:rPr>
-          <w:sz w:val="14"/>
-          <w:szCs w:val="14"/>
-        </w:rPr>
-        <w:br/>
-      </w:r>
-      <w:r>
-        <w:rPr>
-          <w:sz w:val="14"/>
-          <w:szCs w:val="14"/>
-        </w:rPr>
-        <w:br/>
-        <w:t>04 Validation</w:t>
-      </w:r>
-      <w:r>
-        <w:rPr>
-          <w:sz w:val="14"/>
-          <w:szCs w:val="14"/>
-        </w:rPr>
-        <w:br/>
-        <w:t>• Check row counts</w:t>
-      </w:r>
-      <w:r>
-        <w:rPr>
-          <w:sz w:val="14"/>
-          <w:szCs w:val="14"/>
-        </w:rPr>
-        <w:br/>
-        <w:t>• Check distinct values</w:t>
-      </w:r>
-      <w:r>
-        <w:rPr>
-          <w:sz w:val="14"/>
-          <w:szCs w:val="14"/>
-        </w:rPr>
-        <w:br/>
-        <w:t>• Check errors</w:t>
-      </w:r>
-      <w:r>
-        <w:rPr>
-          <w:sz w:val="14"/>
-          <w:szCs w:val="14"/>
-        </w:rPr>
-        <w:br/>
-      </w:r>
-      <w:r>
-        <w:rPr>
-          <w:sz w:val="14"/>
-          <w:szCs w:val="14"/>
-        </w:rPr>
-        <w:br/>
-        <w:t>↓</w:t>
-      </w:r>
-      <w:r>
-        <w:rPr>
-          <w:sz w:val="14"/>
-          <w:szCs w:val="14"/>
-        </w:rPr>
-        <w:br/>
-      </w:r>
-      <w:r>
-        <w:rPr>
-          <w:sz w:val="14"/>
-          <w:szCs w:val="14"/>
-        </w:rPr>
-        <w:br/>
-        <w:t>05 Enrichment</w:t>
-      </w:r>
-      <w:r>
-        <w:rPr>
-          <w:sz w:val="14"/>
-          <w:szCs w:val="14"/>
-        </w:rPr>
-        <w:br/>
-        <w:t>• Date attributes</w:t>
-      </w:r>
-      <w:r>
-        <w:rPr>
-          <w:sz w:val="14"/>
-          <w:szCs w:val="14"/>
-        </w:rPr>
-        <w:br/>
-        <w:t>• Severity</w:t>
-      </w:r>
-      <w:r>
-        <w:rPr>
-          <w:sz w:val="14"/>
-          <w:szCs w:val="14"/>
-        </w:rPr>
-        <w:br/>
-        <w:t>• Derived business fields</w:t>
-      </w:r>
-    </w:p>
-    <w:p>
-      <w:pPr>
-        <w:rPr>
-          <w:sz w:val="14"/>
-          <w:szCs w:val="14"/>
-        </w:rPr>
-      </w:pPr>
-      <w:r>
-        <w:rPr>
-          <w:sz w:val="14"/>
-          <w:szCs w:val="14"/>
-        </w:rPr>
-        <w:t xml:space="preserve">  Day of Week </w:t>
-      </w:r>
-    </w:p>
-    <w:p>
-      <w:pPr>
-        <w:rPr>
-          <w:sz w:val="14"/>
-          <w:szCs w:val="14"/>
-        </w:rPr>
-      </w:pPr>
-      <w:r>
-        <w:rPr>
-          <w:sz w:val="14"/>
-          <w:szCs w:val="14"/>
-        </w:rPr>
-        <w:t xml:space="preserve">  Hour of Day </w:t>
-      </w:r>
-    </w:p>
-    <w:p>
-      <w:pPr>
-        <w:rPr>
-          <w:sz w:val="14"/>
-          <w:szCs w:val="14"/>
-        </w:rPr>
-      </w:pPr>
-      <w:r>
-        <w:rPr>
-          <w:sz w:val="14"/>
-          <w:szCs w:val="14"/>
-        </w:rPr>
-        <w:t xml:space="preserve">  Month </w:t>
-      </w:r>
-    </w:p>
-    <w:p>
-      <w:pPr>
-        <w:rPr>
-          <w:sz w:val="14"/>
-          <w:szCs w:val="14"/>
-        </w:rPr>
-      </w:pPr>
-      <w:r>
-        <w:rPr>
-          <w:sz w:val="14"/>
-          <w:szCs w:val="14"/>
-        </w:rPr>
-        <w:t xml:space="preserve">  Quarter </w:t>
-      </w:r>
-    </w:p>
-    <w:p>
-      <w:pPr>
-        <w:rPr>
-          <w:sz w:val="14"/>
-          <w:szCs w:val="14"/>
-        </w:rPr>
-      </w:pPr>
-      <w:r>
-        <w:rPr>
-          <w:sz w:val="14"/>
-          <w:szCs w:val="14"/>
+    <w:p>
+      <w:pPr>
+        <w:pStyle w:val="ListParagraph"/>
+        <w:numPr>
+          <w:ilvl w:val="0"/>
+          <w:numId w:val="1"/>
+        </w:numPr>
+      </w:pPr>
+      <w:r>
+        <w:t>Data Modelling (Star Schema)</w:t>
+      </w:r>
+    </w:p>
+    <w:p>
+      <w:pPr>
+        <w:pStyle w:val="ListParagraph"/>
+        <w:numPr>
+          <w:ilvl w:val="1"/>
+          <w:numId w:val="1"/>
+        </w:numPr>
+      </w:pPr>
+      <w:r>
+        <w:t>Reference the staging table to create a fact table.</w:t>
+      </w:r>
+    </w:p>
+    <w:p>
+      <w:pPr>
+        <w:pStyle w:val="ListParagraph"/>
+        <w:numPr>
+          <w:ilvl w:val="1"/>
+          <w:numId w:val="1"/>
+        </w:numPr>
+      </w:pPr>
+      <w:r>
+        <w:t>Reference the staging table to create the following dimensions:</w:t>
+      </w:r>
+    </w:p>
+    <w:p>
+      <w:pPr>
+        <w:pStyle w:val="ListParagraph"/>
+        <w:numPr>
+          <w:ilvl w:val="2"/>
+          <w:numId w:val="1"/>
+        </w:numPr>
+      </w:pPr>
+      <w:proofErr w:type="spellStart"/>
+      <w:r>
+        <w:t>Dim_CrimeType</w:t>
+      </w:r>
+      <w:proofErr w:type="spellEnd"/>
+    </w:p>
+    <w:p>
+      <w:pPr>
+        <w:pStyle w:val="ListParagraph"/>
+        <w:numPr>
+          <w:ilvl w:val="2"/>
+          <w:numId w:val="1"/>
+        </w:numPr>
+      </w:pPr>
+      <w:proofErr w:type="spellStart"/>
+      <w:r>
+        <w:t>Dim_Date</w:t>
+      </w:r>
+      <w:proofErr w:type="spellEnd"/>
+    </w:p>
+    <w:p>
+      <w:pPr>
+        <w:pStyle w:val="ListParagraph"/>
+        <w:numPr>
+          <w:ilvl w:val="2"/>
+          <w:numId w:val="1"/>
+        </w:numPr>
+      </w:pPr>
+      <w:proofErr w:type="spellStart"/>
+      <w:r>
+        <w:t>Dim_Location</w:t>
+      </w:r>
+      <w:proofErr w:type="spellEnd"/>
+    </w:p>
+    <w:p>
+      <w:pPr>
+        <w:pStyle w:val="ListParagraph"/>
+        <w:numPr>
+          <w:ilvl w:val="1"/>
+          <w:numId w:val="1"/>
+        </w:numPr>
+      </w:pPr>
+      <w:r>
+        <w:t>Only retain columns relevant to the dimension.</w:t>
+      </w:r>
+    </w:p>
+    <w:p>
+      <w:pPr>
+        <w:pStyle w:val="ListParagraph"/>
+        <w:numPr>
+          <w:ilvl w:val="2"/>
+          <w:numId w:val="1"/>
+        </w:numPr>
+      </w:pPr>
+      <w:proofErr w:type="spellStart"/>
+      <w:r>
+        <w:t>Dim_CrimeType</w:t>
+      </w:r>
+      <w:proofErr w:type="spellEnd"/>
+    </w:p>
+    <w:p>
+      <w:pPr>
+        <w:pStyle w:val="ListParagraph"/>
+        <w:numPr>
+          <w:ilvl w:val="3"/>
+          <w:numId w:val="1"/>
+        </w:numPr>
+        <w:rPr>
+          <w:b/>
+          <w:bCs/>
+        </w:rPr>
+      </w:pPr>
+      <w:r>
+        <w:rPr>
+          <w:b/>
+          <w:bCs/>
+        </w:rPr>
+        <w:t>IUCR</w:t>
+      </w:r>
+    </w:p>
+    <w:p>
+      <w:pPr>
+        <w:pStyle w:val="ListParagraph"/>
+        <w:numPr>
+          <w:ilvl w:val="3"/>
+          <w:numId w:val="1"/>
+        </w:numPr>
+        <w:rPr>
+          <w:b/>
+          <w:bCs/>
+        </w:rPr>
+      </w:pPr>
+      <w:r>
+        <w:rPr>
+          <w:b/>
+          <w:bCs/>
+        </w:rPr>
+        <w:t>FBI Code</w:t>
+      </w:r>
+    </w:p>
+    <w:p>
+      <w:pPr>
+        <w:pStyle w:val="ListParagraph"/>
+        <w:numPr>
+          <w:ilvl w:val="3"/>
+          <w:numId w:val="1"/>
+        </w:numPr>
+        <w:rPr>
+          <w:b/>
+          <w:bCs/>
+        </w:rPr>
+      </w:pPr>
+      <w:r>
+        <w:rPr>
+          <w:b/>
+          <w:bCs/>
+        </w:rPr>
+        <w:t>Primary Type</w:t>
+      </w:r>
+    </w:p>
+    <w:p>
+      <w:pPr>
+        <w:pStyle w:val="ListParagraph"/>
+        <w:numPr>
+          <w:ilvl w:val="3"/>
+          <w:numId w:val="1"/>
+        </w:numPr>
+        <w:rPr>
+          <w:b/>
+          <w:bCs/>
+        </w:rPr>
+      </w:pPr>
+      <w:r>
+        <w:rPr>
+          <w:b/>
+          <w:bCs/>
+        </w:rPr>
+        <w:t>Description</w:t>
+      </w:r>
+    </w:p>
+    <w:p>
+      <w:pPr>
+        <w:pStyle w:val="ListParagraph"/>
+        <w:numPr>
+          <w:ilvl w:val="3"/>
+          <w:numId w:val="1"/>
+        </w:numPr>
+        <w:rPr>
+          <w:b/>
+          <w:bCs/>
+        </w:rPr>
+      </w:pPr>
+      <w:r>
+        <w:rPr>
+          <w:b/>
+          <w:bCs/>
+        </w:rPr>
+        <w:t>Severity Classification</w:t>
+      </w:r>
+    </w:p>
+    <w:p>
+      <w:pPr>
+        <w:pStyle w:val="ListParagraph"/>
+        <w:numPr>
+          <w:ilvl w:val="3"/>
+          <w:numId w:val="1"/>
+        </w:numPr>
+        <w:rPr>
+          <w:b/>
+          <w:bCs/>
+        </w:rPr>
+      </w:pPr>
+      <w:r>
+        <w:rPr>
+          <w:b/>
+          <w:bCs/>
+        </w:rPr>
+        <w:t>Violen</w:t>
+      </w:r>
+      <w:r>
+        <w:rPr>
+          <w:b/>
+          <w:bCs/>
+        </w:rPr>
+        <w:t>t</w:t>
+      </w:r>
+    </w:p>
+    <w:p>
+      <w:pPr>
+        <w:pStyle w:val="ListParagraph"/>
+        <w:numPr>
+          <w:ilvl w:val="2"/>
+          <w:numId w:val="1"/>
+        </w:numPr>
+      </w:pPr>
+      <w:proofErr w:type="spellStart"/>
+      <w:r>
+        <w:t>Dim_Date</w:t>
+      </w:r>
+      <w:proofErr w:type="spellEnd"/>
+    </w:p>
+    <w:p>
+      <w:pPr>
+        <w:pStyle w:val="ListParagraph"/>
+        <w:numPr>
+          <w:ilvl w:val="3"/>
+          <w:numId w:val="1"/>
+        </w:numPr>
+        <w:rPr>
+          <w:b/>
+          <w:bCs/>
+        </w:rPr>
+      </w:pPr>
+      <w:r>
+        <w:rPr>
+          <w:b/>
+          <w:bCs/>
+        </w:rPr>
+        <w:t>Date</w:t>
+      </w:r>
+    </w:p>
+    <w:p>
+      <w:pPr>
+        <w:pStyle w:val="ListParagraph"/>
+        <w:numPr>
+          <w:ilvl w:val="3"/>
+          <w:numId w:val="1"/>
+        </w:numPr>
+        <w:rPr>
+          <w:b/>
+          <w:bCs/>
+        </w:rPr>
+      </w:pPr>
+      <w:r>
+        <w:rPr>
+          <w:b/>
+          <w:bCs/>
+        </w:rPr>
+        <w:t xml:space="preserve">Year </w:t>
+      </w:r>
+    </w:p>
+    <w:p>
+      <w:pPr>
+        <w:pStyle w:val="ListParagraph"/>
+        <w:numPr>
+          <w:ilvl w:val="3"/>
+          <w:numId w:val="1"/>
+        </w:numPr>
+        <w:rPr>
+          <w:b/>
+          <w:bCs/>
+        </w:rPr>
+      </w:pPr>
+      <w:r>
+        <w:rPr>
+          <w:b/>
+          <w:bCs/>
+        </w:rPr>
+        <w:t>Quarter</w:t>
+      </w:r>
+    </w:p>
+    <w:p>
+      <w:pPr>
+        <w:pStyle w:val="ListParagraph"/>
+        <w:numPr>
+          <w:ilvl w:val="3"/>
+          <w:numId w:val="1"/>
+        </w:numPr>
+        <w:rPr>
+          <w:b/>
+          <w:bCs/>
+        </w:rPr>
+      </w:pPr>
+      <w:r>
+        <w:rPr>
+          <w:b/>
+          <w:bCs/>
+        </w:rPr>
+        <w:t>Month Number</w:t>
+      </w:r>
+    </w:p>
+    <w:p>
+      <w:pPr>
+        <w:pStyle w:val="ListParagraph"/>
+        <w:numPr>
+          <w:ilvl w:val="3"/>
+          <w:numId w:val="1"/>
+        </w:numPr>
+        <w:rPr>
+          <w:b/>
+          <w:bCs/>
+        </w:rPr>
+      </w:pPr>
+      <w:r>
+        <w:rPr>
+          <w:b/>
+          <w:bCs/>
+        </w:rPr>
+        <w:t>Month Name</w:t>
+      </w:r>
+    </w:p>
+    <w:p>
+      <w:pPr>
+        <w:pStyle w:val="ListParagraph"/>
+        <w:numPr>
+          <w:ilvl w:val="3"/>
+          <w:numId w:val="1"/>
+        </w:numPr>
+        <w:rPr>
+          <w:b/>
+          <w:bCs/>
+        </w:rPr>
+      </w:pPr>
+      <w:r>
+        <w:rPr>
+          <w:b/>
+          <w:bCs/>
+        </w:rPr>
+        <w:t>Day</w:t>
+      </w:r>
+    </w:p>
+    <w:p>
+      <w:pPr>
+        <w:pStyle w:val="ListParagraph"/>
+        <w:numPr>
+          <w:ilvl w:val="3"/>
+          <w:numId w:val="1"/>
+        </w:numPr>
+        <w:rPr>
+          <w:b/>
+          <w:bCs/>
+        </w:rPr>
+      </w:pPr>
+      <w:r>
+        <w:rPr>
+          <w:b/>
+          <w:bCs/>
+        </w:rPr>
+        <w:t>Day Of Week</w:t>
+      </w:r>
+    </w:p>
+    <w:p>
+      <w:pPr>
+        <w:pStyle w:val="ListParagraph"/>
+        <w:numPr>
+          <w:ilvl w:val="3"/>
+          <w:numId w:val="1"/>
+        </w:numPr>
+        <w:rPr>
+          <w:b/>
+          <w:bCs/>
+        </w:rPr>
+      </w:pPr>
+      <w:r>
+        <w:rPr>
+          <w:b/>
+          <w:bCs/>
+        </w:rPr>
+        <w:t>Day Of Week Name</w:t>
+      </w:r>
+    </w:p>
+    <w:p>
+      <w:pPr>
+        <w:pStyle w:val="ListParagraph"/>
+        <w:numPr>
+          <w:ilvl w:val="3"/>
+          <w:numId w:val="1"/>
+        </w:numPr>
+        <w:rPr>
+          <w:b/>
+          <w:bCs/>
+        </w:rPr>
+      </w:pPr>
+      <w:r>
+        <w:rPr>
+          <w:b/>
+          <w:bCs/>
+        </w:rPr>
+        <w:t>Hour</w:t>
+      </w:r>
+    </w:p>
+    <w:p>
+      <w:pPr>
+        <w:pStyle w:val="ListParagraph"/>
+        <w:numPr>
+          <w:ilvl w:val="3"/>
+          <w:numId w:val="1"/>
+        </w:numPr>
+        <w:rPr>
+          <w:b/>
+          <w:bCs/>
+        </w:rPr>
+      </w:pPr>
+      <w:r>
+        <w:rPr>
+          <w:b/>
+          <w:bCs/>
+        </w:rPr>
+        <w:t>Time Period</w:t>
+      </w:r>
+    </w:p>
+    <w:p>
+      <w:pPr>
+        <w:pStyle w:val="ListParagraph"/>
+        <w:numPr>
+          <w:ilvl w:val="2"/>
+          <w:numId w:val="1"/>
+        </w:numPr>
+      </w:pPr>
+      <w:proofErr w:type="spellStart"/>
+      <w:r>
+        <w:t>Dim_Location</w:t>
+      </w:r>
+      <w:proofErr w:type="spellEnd"/>
+    </w:p>
+    <w:p>
+      <w:pPr>
+        <w:pStyle w:val="ListParagraph"/>
+        <w:numPr>
+          <w:ilvl w:val="3"/>
+          <w:numId w:val="1"/>
+        </w:numPr>
+        <w:rPr>
+          <w:b/>
+          <w:bCs/>
+        </w:rPr>
+      </w:pPr>
+      <w:r>
+        <w:rPr>
+          <w:b/>
+          <w:bCs/>
         </w:rPr>
         <w:lastRenderedPageBreak/>
-        <w:t xml:space="preserve">  Weekend </w:t>
-      </w:r>
-    </w:p>
-    <w:p>
-      <w:pPr>
-        <w:rPr>
-          <w:sz w:val="14"/>
-          <w:szCs w:val="14"/>
-        </w:rPr>
-      </w:pPr>
-      <w:r>
-        <w:rPr>
-          <w:sz w:val="14"/>
-          <w:szCs w:val="14"/>
-        </w:rPr>
-        <w:t xml:space="preserve">  Crime Severity </w:t>
-      </w:r>
-    </w:p>
-    <w:p>
-      <w:pPr>
-        <w:rPr>
-          <w:sz w:val="14"/>
-          <w:szCs w:val="14"/>
-        </w:rPr>
-      </w:pPr>
-      <w:r>
-        <w:rPr>
-          <w:sz w:val="14"/>
-          <w:szCs w:val="14"/>
-        </w:rPr>
-        <w:t xml:space="preserve">  Violent vs </w:t>
-      </w:r>
-      <w:proofErr w:type="gramStart"/>
-      <w:r>
-        <w:rPr>
-          <w:sz w:val="14"/>
-          <w:szCs w:val="14"/>
-        </w:rPr>
-        <w:t>Non-Violent</w:t>
-      </w:r>
-      <w:proofErr w:type="gramEnd"/>
-      <w:r>
-        <w:rPr>
-          <w:sz w:val="14"/>
-          <w:szCs w:val="14"/>
-        </w:rPr>
-        <w:t xml:space="preserve"> (if you decide to group offences)</w:t>
-      </w:r>
-      <w:r>
-        <w:rPr>
-          <w:sz w:val="14"/>
-          <w:szCs w:val="14"/>
-        </w:rPr>
-        <w:br/>
-      </w:r>
-      <w:r>
-        <w:rPr>
-          <w:sz w:val="14"/>
-          <w:szCs w:val="14"/>
-        </w:rPr>
-        <w:br/>
-        <w:t>↓</w:t>
-      </w:r>
-      <w:r>
-        <w:rPr>
-          <w:sz w:val="14"/>
-          <w:szCs w:val="14"/>
-        </w:rPr>
-        <w:br/>
-      </w:r>
-      <w:r>
-        <w:rPr>
-          <w:sz w:val="14"/>
-          <w:szCs w:val="14"/>
-        </w:rPr>
-        <w:br/>
-        <w:t>06 Modelling</w:t>
-      </w:r>
-    </w:p>
-    <w:p>
-      <w:pPr>
-        <w:rPr>
-          <w:sz w:val="14"/>
-          <w:szCs w:val="14"/>
-        </w:rPr>
-      </w:pPr>
+        <w:t>Block</w:t>
+      </w:r>
+    </w:p>
+    <w:p>
+      <w:pPr>
+        <w:pStyle w:val="ListParagraph"/>
+        <w:numPr>
+          <w:ilvl w:val="3"/>
+          <w:numId w:val="1"/>
+        </w:numPr>
+        <w:rPr>
+          <w:b/>
+          <w:bCs/>
+        </w:rPr>
+      </w:pPr>
+      <w:r>
+        <w:rPr>
+          <w:b/>
+          <w:bCs/>
+        </w:rPr>
+        <w:t>Location Description</w:t>
+      </w:r>
+    </w:p>
+    <w:p>
+      <w:pPr>
+        <w:pStyle w:val="ListParagraph"/>
+        <w:numPr>
+          <w:ilvl w:val="3"/>
+          <w:numId w:val="1"/>
+        </w:numPr>
+        <w:rPr>
+          <w:b/>
+          <w:bCs/>
+        </w:rPr>
+      </w:pPr>
+      <w:r>
+        <w:rPr>
+          <w:b/>
+          <w:bCs/>
+        </w:rPr>
+        <w:t>Beat</w:t>
+      </w:r>
+    </w:p>
+    <w:p>
+      <w:pPr>
+        <w:pStyle w:val="ListParagraph"/>
+        <w:numPr>
+          <w:ilvl w:val="3"/>
+          <w:numId w:val="1"/>
+        </w:numPr>
+        <w:rPr>
+          <w:b/>
+          <w:bCs/>
+        </w:rPr>
+      </w:pPr>
+      <w:r>
+        <w:rPr>
+          <w:b/>
+          <w:bCs/>
+        </w:rPr>
+        <w:t>District</w:t>
+      </w:r>
+    </w:p>
+    <w:p>
+      <w:pPr>
+        <w:pStyle w:val="ListParagraph"/>
+        <w:numPr>
+          <w:ilvl w:val="3"/>
+          <w:numId w:val="1"/>
+        </w:numPr>
+        <w:rPr>
+          <w:b/>
+          <w:bCs/>
+        </w:rPr>
+      </w:pPr>
+      <w:r>
+        <w:rPr>
+          <w:b/>
+          <w:bCs/>
+        </w:rPr>
+        <w:t>Ward</w:t>
+      </w:r>
+    </w:p>
+    <w:p>
+      <w:pPr>
+        <w:pStyle w:val="ListParagraph"/>
+        <w:numPr>
+          <w:ilvl w:val="3"/>
+          <w:numId w:val="1"/>
+        </w:numPr>
+        <w:rPr>
+          <w:b/>
+          <w:bCs/>
+        </w:rPr>
+      </w:pPr>
+      <w:r>
+        <w:rPr>
+          <w:b/>
+          <w:bCs/>
+        </w:rPr>
+        <w:t>Community Area</w:t>
+      </w:r>
+    </w:p>
+    <w:p>
+      <w:pPr>
+        <w:pStyle w:val="ListParagraph"/>
+        <w:numPr>
+          <w:ilvl w:val="3"/>
+          <w:numId w:val="1"/>
+        </w:numPr>
+        <w:rPr>
+          <w:b/>
+          <w:bCs/>
+        </w:rPr>
+      </w:pPr>
+      <w:r>
+        <w:rPr>
+          <w:b/>
+          <w:bCs/>
+        </w:rPr>
+        <w:t>Longitude</w:t>
+      </w:r>
+    </w:p>
+    <w:p>
+      <w:pPr>
+        <w:pStyle w:val="ListParagraph"/>
+        <w:numPr>
+          <w:ilvl w:val="3"/>
+          <w:numId w:val="1"/>
+        </w:numPr>
+        <w:rPr>
+          <w:b/>
+          <w:bCs/>
+        </w:rPr>
+      </w:pPr>
+      <w:r>
+        <w:rPr>
+          <w:b/>
+          <w:bCs/>
+        </w:rPr>
+        <w:t>Latitude</w:t>
+      </w:r>
+    </w:p>
+    <w:p>
+      <w:pPr>
+        <w:pStyle w:val="ListParagraph"/>
+        <w:numPr>
+          <w:ilvl w:val="2"/>
+          <w:numId w:val="1"/>
+        </w:numPr>
+      </w:pPr>
+      <w:proofErr w:type="spellStart"/>
+      <w:r>
+        <w:t>Fact_CrimeData</w:t>
+      </w:r>
+      <w:proofErr w:type="spellEnd"/>
+    </w:p>
+    <w:p>
+      <w:pPr>
+        <w:pStyle w:val="ListParagraph"/>
+        <w:numPr>
+          <w:ilvl w:val="3"/>
+          <w:numId w:val="1"/>
+        </w:numPr>
+        <w:rPr>
+          <w:b/>
+          <w:bCs/>
+        </w:rPr>
+      </w:pPr>
+      <w:r>
+        <w:rPr>
+          <w:b/>
+          <w:bCs/>
+        </w:rPr>
+        <w:t>Arrest</w:t>
+      </w:r>
+    </w:p>
+    <w:p>
+      <w:pPr>
+        <w:pStyle w:val="ListParagraph"/>
+        <w:numPr>
+          <w:ilvl w:val="3"/>
+          <w:numId w:val="1"/>
+        </w:numPr>
+        <w:rPr>
+          <w:b/>
+          <w:bCs/>
+        </w:rPr>
+      </w:pPr>
+      <w:r>
+        <w:rPr>
+          <w:b/>
+          <w:bCs/>
+        </w:rPr>
+        <w:t>Domestic</w:t>
+      </w:r>
+    </w:p>
+    <w:p>
+      <w:pPr>
+        <w:pStyle w:val="ListParagraph"/>
+        <w:numPr>
+          <w:ilvl w:val="1"/>
+          <w:numId w:val="1"/>
+        </w:numPr>
+      </w:pPr>
+      <w:r>
+        <w:t>Add an index column to each dimension.</w:t>
+      </w:r>
+    </w:p>
+    <w:p>
+      <w:pPr>
+        <w:pStyle w:val="ListParagraph"/>
+        <w:numPr>
+          <w:ilvl w:val="1"/>
+          <w:numId w:val="1"/>
+        </w:numPr>
+      </w:pPr>
+      <w:r>
+        <w:t>Merge matching columns between fact table and dimension.</w:t>
+      </w:r>
+    </w:p>
+    <w:p>
+      <w:pPr>
+        <w:pStyle w:val="ListParagraph"/>
+        <w:numPr>
+          <w:ilvl w:val="1"/>
+          <w:numId w:val="1"/>
+        </w:numPr>
+      </w:pPr>
+      <w:r>
+        <w:t>Expand the dimension IDs but collapse other columns.</w:t>
+      </w:r>
+    </w:p>
+    <w:p>
+      <w:pPr>
+        <w:pStyle w:val="ListParagraph"/>
+        <w:numPr>
+          <w:ilvl w:val="1"/>
+          <w:numId w:val="1"/>
+        </w:numPr>
+      </w:pPr>
+      <w:r>
+        <w:t>Eliminate duplicate columns that aren’t IDs or part of the fact table.</w:t>
+      </w:r>
+    </w:p>
+    <w:p>
+      <w:pPr>
+        <w:pStyle w:val="ListParagraph"/>
+        <w:numPr>
+          <w:ilvl w:val="0"/>
+          <w:numId w:val="1"/>
+        </w:numPr>
+      </w:pPr>
+      <w:r>
+        <w:t>My</w:t>
+      </w:r>
+      <w:r>
+        <w:t>SQL Modelling</w:t>
+      </w:r>
+      <w:r>
+        <w:t xml:space="preserve"> Method</w:t>
+      </w:r>
+    </w:p>
+    <w:p>
+      <w:pPr>
+        <w:pStyle w:val="ListParagraph"/>
+        <w:numPr>
+          <w:ilvl w:val="1"/>
+          <w:numId w:val="1"/>
+        </w:numPr>
+      </w:pPr>
+      <w:r>
+        <w:t>Export data as a CSV with comma delimiters using DAX Studio.</w:t>
+      </w:r>
+    </w:p>
+    <w:p>
+      <w:pPr>
+        <w:pStyle w:val="ListParagraph"/>
+        <w:numPr>
+          <w:ilvl w:val="1"/>
+          <w:numId w:val="1"/>
+        </w:numPr>
+      </w:pPr>
+      <w:r>
+        <w:t>Create a table schema following known table structure from staging.</w:t>
+      </w:r>
+    </w:p>
+    <w:p>
+      <w:pPr>
+        <w:pStyle w:val="ListParagraph"/>
+        <w:numPr>
+          <w:ilvl w:val="2"/>
+          <w:numId w:val="1"/>
+        </w:numPr>
+      </w:pPr>
+      <w:r>
+        <w:t>Ideally assign data types with constraints for efficiency, e.g. VARCHAR(5) instead of TEXT.</w:t>
+      </w:r>
+    </w:p>
+    <w:p>
+      <w:pPr>
+        <w:pStyle w:val="ListParagraph"/>
+        <w:numPr>
+          <w:ilvl w:val="1"/>
+          <w:numId w:val="1"/>
+        </w:numPr>
+      </w:pPr>
+      <w:r>
+        <w:t xml:space="preserve">Import the CSV contents through </w:t>
+      </w:r>
+      <w:r>
+        <w:rPr>
+          <w:b/>
+          <w:bCs/>
+        </w:rPr>
+        <w:t>LOAD DATA LOCAL INFILE</w:t>
+      </w:r>
+      <w:r>
+        <w:t>.</w:t>
+      </w:r>
+    </w:p>
+    <w:p>
+      <w:pPr>
+        <w:pStyle w:val="ListParagraph"/>
+        <w:numPr>
+          <w:ilvl w:val="2"/>
+          <w:numId w:val="1"/>
+        </w:numPr>
+      </w:pPr>
+      <w:r>
+        <w:t>CSV may need to be placed in MySQL/Uploads folder.</w:t>
+      </w:r>
+    </w:p>
+    <w:p>
+      <w:pPr>
+        <w:pStyle w:val="ListParagraph"/>
+        <w:numPr>
+          <w:ilvl w:val="1"/>
+          <w:numId w:val="1"/>
+        </w:numPr>
+      </w:pPr>
+      <w:r>
+        <w:t>Reassign Boolean values to BIT.</w:t>
+      </w:r>
+    </w:p>
+    <w:p>
+      <w:pPr>
+        <w:pStyle w:val="ListParagraph"/>
+        <w:numPr>
+          <w:ilvl w:val="2"/>
+          <w:numId w:val="1"/>
+        </w:numPr>
+      </w:pPr>
+      <w:r>
+        <w:t>MySQL does not explicitly have Boolean typing.</w:t>
+      </w:r>
+    </w:p>
+    <w:p>
+      <w:pPr>
+        <w:pStyle w:val="ListParagraph"/>
+        <w:numPr>
+          <w:ilvl w:val="2"/>
+          <w:numId w:val="1"/>
+        </w:numPr>
+      </w:pPr>
+      <w:r>
+        <w:t>0 / 1 is cheaper than True / False.</w:t>
+      </w:r>
+    </w:p>
+    <w:p>
+      <w:pPr>
+        <w:pStyle w:val="ListParagraph"/>
+        <w:numPr>
+          <w:ilvl w:val="1"/>
+          <w:numId w:val="1"/>
+        </w:numPr>
+      </w:pPr>
+      <w:r>
+        <w:t>Create dimension tables for the model.</w:t>
+      </w:r>
+    </w:p>
+    <w:p>
+      <w:pPr>
+        <w:pStyle w:val="ListParagraph"/>
+        <w:numPr>
+          <w:ilvl w:val="2"/>
+          <w:numId w:val="1"/>
+        </w:numPr>
+      </w:pPr>
+      <w:proofErr w:type="spellStart"/>
+      <w:r>
+        <w:t>Dim_CrimeType</w:t>
+      </w:r>
+      <w:proofErr w:type="spellEnd"/>
+    </w:p>
+    <w:p>
+      <w:pPr>
+        <w:pStyle w:val="ListParagraph"/>
+        <w:numPr>
+          <w:ilvl w:val="2"/>
+          <w:numId w:val="1"/>
+        </w:numPr>
+      </w:pPr>
+      <w:proofErr w:type="spellStart"/>
+      <w:r>
+        <w:t>Dim_Date</w:t>
+      </w:r>
+      <w:proofErr w:type="spellEnd"/>
+    </w:p>
+    <w:p>
+      <w:pPr>
+        <w:pStyle w:val="ListParagraph"/>
+        <w:numPr>
+          <w:ilvl w:val="2"/>
+          <w:numId w:val="1"/>
+        </w:numPr>
+      </w:pPr>
+      <w:proofErr w:type="spellStart"/>
+      <w:r>
+        <w:t>Dim_Location</w:t>
+      </w:r>
+      <w:proofErr w:type="spellEnd"/>
+    </w:p>
+    <w:p>
+      <w:pPr>
+        <w:pStyle w:val="ListParagraph"/>
+        <w:numPr>
+          <w:ilvl w:val="1"/>
+          <w:numId w:val="1"/>
+        </w:numPr>
+      </w:pPr>
+      <w:r>
+        <w:t>Create an index column that auto increments as a primary key for each dimension table.</w:t>
+      </w:r>
+    </w:p>
+    <w:p>
+      <w:pPr>
+        <w:pStyle w:val="ListParagraph"/>
+        <w:numPr>
+          <w:ilvl w:val="1"/>
+          <w:numId w:val="1"/>
+        </w:numPr>
+      </w:pPr>
+      <w:r>
+        <w:t>Create a fact table to contain foreign keys of each dim table as well as columns that do not belong to any dimension.</w:t>
+      </w:r>
+    </w:p>
+    <w:p>
+      <w:pPr>
+        <w:pStyle w:val="ListParagraph"/>
+        <w:numPr>
+          <w:ilvl w:val="1"/>
+          <w:numId w:val="1"/>
+        </w:numPr>
+      </w:pPr>
+      <w:r>
+        <w:t>Run a query that joins the dim tables and staging table to the fact table and insert the relevant columns into the fact table.</w:t>
+      </w:r>
+    </w:p>
+    <w:p>
+      <w:pPr>
+        <w:pStyle w:val="ListParagraph"/>
+        <w:numPr>
+          <w:ilvl w:val="2"/>
+          <w:numId w:val="1"/>
+        </w:numPr>
+      </w:pPr>
+      <w:r>
+        <w:t>Primary keys and foreign key constraints are not necessary in this case as the data is going to be imported into Power BI.</w:t>
+      </w:r>
+    </w:p>
+    <w:p>
+      <w:pPr>
+        <w:pStyle w:val="ListParagraph"/>
+        <w:numPr>
+          <w:ilvl w:val="1"/>
+          <w:numId w:val="1"/>
+        </w:numPr>
+      </w:pPr>
+      <w:r>
+        <w:t>Import from MySQL database to</w:t>
+      </w:r>
+      <w:r>
+        <w:t xml:space="preserve"> Power BI.</w:t>
+      </w:r>
+    </w:p>
+    <w:p>
+      <w:pPr>
+        <w:pStyle w:val="ListParagraph"/>
+        <w:numPr>
+          <w:ilvl w:val="0"/>
+          <w:numId w:val="1"/>
+        </w:numPr>
+      </w:pPr>
+      <w:r>
+        <w:lastRenderedPageBreak/>
+        <w:t>Final transformations.</w:t>
+      </w:r>
+    </w:p>
+    <w:p>
+      <w:pPr>
+        <w:pStyle w:val="ListParagraph"/>
+        <w:numPr>
+          <w:ilvl w:val="1"/>
+          <w:numId w:val="1"/>
+        </w:numPr>
+      </w:pPr>
+      <w:r>
+        <w:t>Convert Bit fields to Boolean.</w:t>
+      </w:r>
+    </w:p>
+    <w:p>
+      <w:pPr>
+        <w:pStyle w:val="ListParagraph"/>
+        <w:numPr>
+          <w:ilvl w:val="1"/>
+          <w:numId w:val="1"/>
+        </w:numPr>
+      </w:pPr>
+      <w:r>
+        <w:t>Form table relationships in Model View.</w:t>
+      </w:r>
     </w:p>
     <w:sectPr>
       <w:pgSz w:w="11906" w:h="16838"/>

--- a/Power BI/Chicago Crimes/Documentation/Data Cleaning.docx
+++ b/Power BI/Chicago Crimes/Documentation/Data Cleaning.docx
@@ -2146,6 +2146,18 @@
       <w:r>
         <w:lastRenderedPageBreak/>
         <w:t>Final transformations.</w:t>
+      </w:r>
+    </w:p>
+    <w:p>
+      <w:pPr>
+        <w:pStyle w:val="ListParagraph"/>
+        <w:numPr>
+          <w:ilvl w:val="1"/>
+          <w:numId w:val="1"/>
+        </w:numPr>
+      </w:pPr>
+      <w:r>
+        <w:t>Rename tables.</w:t>
       </w:r>
     </w:p>
     <w:p>

--- a/Power BI/Chicago Crimes/Documentation/Data Cleaning.docx
+++ b/Power BI/Chicago Crimes/Documentation/Data Cleaning.docx
@@ -865,8 +865,16 @@
           <w:ilvl w:val="1"/>
           <w:numId w:val="1"/>
         </w:numPr>
-      </w:pPr>
-      <w:r>
+        <w:rPr>
+          <w:sz w:val="21"/>
+          <w:szCs w:val="21"/>
+        </w:rPr>
+      </w:pPr>
+      <w:r>
+        <w:rPr>
+          <w:sz w:val="21"/>
+          <w:szCs w:val="21"/>
+        </w:rPr>
         <w:t>Assigning data types.</w:t>
       </w:r>
     </w:p>
@@ -877,8 +885,16 @@
           <w:ilvl w:val="2"/>
           <w:numId w:val="1"/>
         </w:numPr>
-      </w:pPr>
-      <w:r>
+        <w:rPr>
+          <w:sz w:val="21"/>
+          <w:szCs w:val="21"/>
+        </w:rPr>
+      </w:pPr>
+      <w:r>
+        <w:rPr>
+          <w:sz w:val="21"/>
+          <w:szCs w:val="21"/>
+        </w:rPr>
         <w:t>Date is currently in US locale, adjust if required.</w:t>
       </w:r>
     </w:p>
@@ -889,8 +905,16 @@
           <w:ilvl w:val="0"/>
           <w:numId w:val="1"/>
         </w:numPr>
-      </w:pPr>
-      <w:r>
+        <w:rPr>
+          <w:sz w:val="21"/>
+          <w:szCs w:val="21"/>
+        </w:rPr>
+      </w:pPr>
+      <w:r>
+        <w:rPr>
+          <w:sz w:val="21"/>
+          <w:szCs w:val="21"/>
+        </w:rPr>
         <w:t>Data Enrichment</w:t>
       </w:r>
     </w:p>
@@ -901,18 +925,32 @@
           <w:ilvl w:val="1"/>
           <w:numId w:val="1"/>
         </w:numPr>
-      </w:pPr>
-      <w:r>
+        <w:rPr>
+          <w:sz w:val="21"/>
+          <w:szCs w:val="21"/>
+        </w:rPr>
+      </w:pPr>
+      <w:r>
+        <w:rPr>
+          <w:sz w:val="21"/>
+          <w:szCs w:val="21"/>
+        </w:rPr>
         <w:t xml:space="preserve">Extract the following from </w:t>
       </w:r>
       <w:r>
         <w:rPr>
           <w:b/>
           <w:bCs/>
+          <w:sz w:val="21"/>
+          <w:szCs w:val="21"/>
         </w:rPr>
         <w:t>Date</w:t>
       </w:r>
       <w:r>
+        <w:rPr>
+          <w:sz w:val="21"/>
+          <w:szCs w:val="21"/>
+        </w:rPr>
         <w:t>.</w:t>
       </w:r>
     </w:p>
@@ -923,15 +961,25 @@
           <w:ilvl w:val="2"/>
           <w:numId w:val="1"/>
         </w:numPr>
-      </w:pPr>
-      <w:r>
-        <w:rPr>
-          <w:b/>
-          <w:bCs/>
+        <w:rPr>
+          <w:sz w:val="21"/>
+          <w:szCs w:val="21"/>
+        </w:rPr>
+      </w:pPr>
+      <w:r>
+        <w:rPr>
+          <w:b/>
+          <w:bCs/>
+          <w:sz w:val="21"/>
+          <w:szCs w:val="21"/>
         </w:rPr>
         <w:t>Date</w:t>
       </w:r>
       <w:r>
+        <w:rPr>
+          <w:sz w:val="21"/>
+          <w:szCs w:val="21"/>
+        </w:rPr>
         <w:t xml:space="preserve"> (Date Only)</w:t>
       </w:r>
     </w:p>
@@ -945,12 +993,16 @@
         <w:rPr>
           <w:b/>
           <w:bCs/>
-        </w:rPr>
-      </w:pPr>
-      <w:r>
-        <w:rPr>
-          <w:b/>
-          <w:bCs/>
+          <w:sz w:val="21"/>
+          <w:szCs w:val="21"/>
+        </w:rPr>
+      </w:pPr>
+      <w:r>
+        <w:rPr>
+          <w:b/>
+          <w:bCs/>
+          <w:sz w:val="21"/>
+          <w:szCs w:val="21"/>
         </w:rPr>
         <w:lastRenderedPageBreak/>
         <w:t>Year</w:t>
@@ -966,12 +1018,16 @@
         <w:rPr>
           <w:b/>
           <w:bCs/>
-        </w:rPr>
-      </w:pPr>
-      <w:r>
-        <w:rPr>
-          <w:b/>
-          <w:bCs/>
+          <w:sz w:val="21"/>
+          <w:szCs w:val="21"/>
+        </w:rPr>
+      </w:pPr>
+      <w:r>
+        <w:rPr>
+          <w:b/>
+          <w:bCs/>
+          <w:sz w:val="21"/>
+          <w:szCs w:val="21"/>
         </w:rPr>
         <w:t>Quarter</w:t>
       </w:r>
@@ -983,15 +1039,25 @@
           <w:ilvl w:val="2"/>
           <w:numId w:val="1"/>
         </w:numPr>
-      </w:pPr>
-      <w:r>
-        <w:rPr>
-          <w:b/>
-          <w:bCs/>
+        <w:rPr>
+          <w:sz w:val="21"/>
+          <w:szCs w:val="21"/>
+        </w:rPr>
+      </w:pPr>
+      <w:r>
+        <w:rPr>
+          <w:b/>
+          <w:bCs/>
+          <w:sz w:val="21"/>
+          <w:szCs w:val="21"/>
         </w:rPr>
         <w:t>Month Number</w:t>
       </w:r>
       <w:r>
+        <w:rPr>
+          <w:sz w:val="21"/>
+          <w:szCs w:val="21"/>
+        </w:rPr>
         <w:t xml:space="preserve"> (for ordering)</w:t>
       </w:r>
     </w:p>
@@ -1002,15 +1068,25 @@
           <w:ilvl w:val="2"/>
           <w:numId w:val="1"/>
         </w:numPr>
-      </w:pPr>
-      <w:r>
-        <w:rPr>
-          <w:b/>
-          <w:bCs/>
+        <w:rPr>
+          <w:sz w:val="21"/>
+          <w:szCs w:val="21"/>
+        </w:rPr>
+      </w:pPr>
+      <w:r>
+        <w:rPr>
+          <w:b/>
+          <w:bCs/>
+          <w:sz w:val="21"/>
+          <w:szCs w:val="21"/>
         </w:rPr>
         <w:t>Month Name</w:t>
       </w:r>
       <w:r>
+        <w:rPr>
+          <w:sz w:val="21"/>
+          <w:szCs w:val="21"/>
+        </w:rPr>
         <w:t xml:space="preserve"> (for labels)</w:t>
       </w:r>
     </w:p>
@@ -1024,12 +1100,16 @@
         <w:rPr>
           <w:b/>
           <w:bCs/>
-        </w:rPr>
-      </w:pPr>
-      <w:r>
-        <w:rPr>
-          <w:b/>
-          <w:bCs/>
+          <w:sz w:val="21"/>
+          <w:szCs w:val="21"/>
+        </w:rPr>
+      </w:pPr>
+      <w:r>
+        <w:rPr>
+          <w:b/>
+          <w:bCs/>
+          <w:sz w:val="21"/>
+          <w:szCs w:val="21"/>
         </w:rPr>
         <w:t>Day</w:t>
       </w:r>
@@ -1041,15 +1121,25 @@
           <w:ilvl w:val="2"/>
           <w:numId w:val="1"/>
         </w:numPr>
-      </w:pPr>
-      <w:r>
-        <w:rPr>
-          <w:b/>
-          <w:bCs/>
+        <w:rPr>
+          <w:sz w:val="21"/>
+          <w:szCs w:val="21"/>
+        </w:rPr>
+      </w:pPr>
+      <w:r>
+        <w:rPr>
+          <w:b/>
+          <w:bCs/>
+          <w:sz w:val="21"/>
+          <w:szCs w:val="21"/>
         </w:rPr>
         <w:t>Day Of Week</w:t>
       </w:r>
       <w:r>
+        <w:rPr>
+          <w:sz w:val="21"/>
+          <w:szCs w:val="21"/>
+        </w:rPr>
         <w:t xml:space="preserve"> (for ordering)</w:t>
       </w:r>
     </w:p>
@@ -1060,15 +1150,25 @@
           <w:ilvl w:val="2"/>
           <w:numId w:val="1"/>
         </w:numPr>
-      </w:pPr>
-      <w:r>
-        <w:rPr>
-          <w:b/>
-          <w:bCs/>
+        <w:rPr>
+          <w:sz w:val="21"/>
+          <w:szCs w:val="21"/>
+        </w:rPr>
+      </w:pPr>
+      <w:r>
+        <w:rPr>
+          <w:b/>
+          <w:bCs/>
+          <w:sz w:val="21"/>
+          <w:szCs w:val="21"/>
         </w:rPr>
         <w:t>Day Of Week Name</w:t>
       </w:r>
       <w:r>
+        <w:rPr>
+          <w:sz w:val="21"/>
+          <w:szCs w:val="21"/>
+        </w:rPr>
         <w:t xml:space="preserve"> (for labels)</w:t>
       </w:r>
     </w:p>
@@ -1082,12 +1182,16 @@
         <w:rPr>
           <w:b/>
           <w:bCs/>
-        </w:rPr>
-      </w:pPr>
-      <w:r>
-        <w:rPr>
-          <w:b/>
-          <w:bCs/>
+          <w:sz w:val="21"/>
+          <w:szCs w:val="21"/>
+        </w:rPr>
+      </w:pPr>
+      <w:r>
+        <w:rPr>
+          <w:b/>
+          <w:bCs/>
+          <w:sz w:val="21"/>
+          <w:szCs w:val="21"/>
         </w:rPr>
         <w:t>Hour</w:t>
       </w:r>
@@ -1099,15 +1203,25 @@
           <w:ilvl w:val="2"/>
           <w:numId w:val="1"/>
         </w:numPr>
-      </w:pPr>
-      <w:r>
-        <w:rPr>
-          <w:b/>
-          <w:bCs/>
+        <w:rPr>
+          <w:sz w:val="21"/>
+          <w:szCs w:val="21"/>
+        </w:rPr>
+      </w:pPr>
+      <w:r>
+        <w:rPr>
+          <w:b/>
+          <w:bCs/>
+          <w:sz w:val="21"/>
+          <w:szCs w:val="21"/>
         </w:rPr>
         <w:t>Time Period</w:t>
       </w:r>
       <w:r>
+        <w:rPr>
+          <w:sz w:val="21"/>
+          <w:szCs w:val="21"/>
+        </w:rPr>
         <w:t xml:space="preserve"> (Morning / Afternoon / Evening / Midnight)</w:t>
       </w:r>
     </w:p>
@@ -1118,18 +1232,32 @@
           <w:ilvl w:val="1"/>
           <w:numId w:val="1"/>
         </w:numPr>
-      </w:pPr>
-      <w:r>
+        <w:rPr>
+          <w:sz w:val="21"/>
+          <w:szCs w:val="21"/>
+        </w:rPr>
+      </w:pPr>
+      <w:r>
+        <w:rPr>
+          <w:sz w:val="21"/>
+          <w:szCs w:val="21"/>
+        </w:rPr>
         <w:t xml:space="preserve">Derive the following from </w:t>
       </w:r>
       <w:r>
         <w:rPr>
           <w:b/>
           <w:bCs/>
+          <w:sz w:val="21"/>
+          <w:szCs w:val="21"/>
         </w:rPr>
         <w:t>Primary Type</w:t>
       </w:r>
       <w:r>
+        <w:rPr>
+          <w:sz w:val="21"/>
+          <w:szCs w:val="21"/>
+        </w:rPr>
         <w:t>.</w:t>
       </w:r>
     </w:p>
@@ -1143,12 +1271,16 @@
         <w:rPr>
           <w:b/>
           <w:bCs/>
-        </w:rPr>
-      </w:pPr>
-      <w:r>
-        <w:rPr>
-          <w:b/>
-          <w:bCs/>
+          <w:sz w:val="21"/>
+          <w:szCs w:val="21"/>
+        </w:rPr>
+      </w:pPr>
+      <w:r>
+        <w:rPr>
+          <w:b/>
+          <w:bCs/>
+          <w:sz w:val="21"/>
+          <w:szCs w:val="21"/>
         </w:rPr>
         <w:t>Severity Classification</w:t>
       </w:r>
@@ -1160,15 +1292,25 @@
           <w:ilvl w:val="2"/>
           <w:numId w:val="1"/>
         </w:numPr>
-      </w:pPr>
-      <w:r>
-        <w:rPr>
-          <w:b/>
-          <w:bCs/>
+        <w:rPr>
+          <w:sz w:val="21"/>
+          <w:szCs w:val="21"/>
+        </w:rPr>
+      </w:pPr>
+      <w:r>
+        <w:rPr>
+          <w:b/>
+          <w:bCs/>
+          <w:sz w:val="21"/>
+          <w:szCs w:val="21"/>
         </w:rPr>
         <w:t>Violent</w:t>
       </w:r>
       <w:r>
+        <w:rPr>
+          <w:sz w:val="21"/>
+          <w:szCs w:val="21"/>
+        </w:rPr>
         <w:t xml:space="preserve"> (Boolean)</w:t>
       </w:r>
     </w:p>
@@ -1179,8 +1321,16 @@
           <w:ilvl w:val="0"/>
           <w:numId w:val="1"/>
         </w:numPr>
-      </w:pPr>
-      <w:r>
+        <w:rPr>
+          <w:sz w:val="21"/>
+          <w:szCs w:val="21"/>
+        </w:rPr>
+      </w:pPr>
+      <w:r>
+        <w:rPr>
+          <w:sz w:val="21"/>
+          <w:szCs w:val="21"/>
+        </w:rPr>
         <w:t>Data Modelling (Star Schema)</w:t>
       </w:r>
     </w:p>
@@ -1191,8 +1341,16 @@
           <w:ilvl w:val="1"/>
           <w:numId w:val="1"/>
         </w:numPr>
-      </w:pPr>
-      <w:r>
+        <w:rPr>
+          <w:sz w:val="21"/>
+          <w:szCs w:val="21"/>
+        </w:rPr>
+      </w:pPr>
+      <w:r>
+        <w:rPr>
+          <w:sz w:val="21"/>
+          <w:szCs w:val="21"/>
+        </w:rPr>
         <w:t>Reference the staging table to create a fact table.</w:t>
       </w:r>
     </w:p>
@@ -1203,8 +1361,16 @@
           <w:ilvl w:val="1"/>
           <w:numId w:val="1"/>
         </w:numPr>
-      </w:pPr>
-      <w:r>
+        <w:rPr>
+          <w:sz w:val="21"/>
+          <w:szCs w:val="21"/>
+        </w:rPr>
+      </w:pPr>
+      <w:r>
+        <w:rPr>
+          <w:sz w:val="21"/>
+          <w:szCs w:val="21"/>
+        </w:rPr>
         <w:t>Reference the staging table to create the following dimensions:</w:t>
       </w:r>
     </w:p>
@@ -1215,9 +1381,17 @@
           <w:ilvl w:val="2"/>
           <w:numId w:val="1"/>
         </w:numPr>
+        <w:rPr>
+          <w:sz w:val="21"/>
+          <w:szCs w:val="21"/>
+        </w:rPr>
       </w:pPr>
       <w:proofErr w:type="spellStart"/>
       <w:r>
+        <w:rPr>
+          <w:sz w:val="21"/>
+          <w:szCs w:val="21"/>
+        </w:rPr>
         <w:t>Dim_CrimeType</w:t>
       </w:r>
       <w:proofErr w:type="spellEnd"/>
@@ -1229,9 +1403,17 @@
           <w:ilvl w:val="2"/>
           <w:numId w:val="1"/>
         </w:numPr>
+        <w:rPr>
+          <w:sz w:val="21"/>
+          <w:szCs w:val="21"/>
+        </w:rPr>
       </w:pPr>
       <w:proofErr w:type="spellStart"/>
       <w:r>
+        <w:rPr>
+          <w:sz w:val="21"/>
+          <w:szCs w:val="21"/>
+        </w:rPr>
         <w:t>Dim_Date</w:t>
       </w:r>
       <w:proofErr w:type="spellEnd"/>
@@ -1243,9 +1425,17 @@
           <w:ilvl w:val="2"/>
           <w:numId w:val="1"/>
         </w:numPr>
+        <w:rPr>
+          <w:sz w:val="21"/>
+          <w:szCs w:val="21"/>
+        </w:rPr>
       </w:pPr>
       <w:proofErr w:type="spellStart"/>
       <w:r>
+        <w:rPr>
+          <w:sz w:val="21"/>
+          <w:szCs w:val="21"/>
+        </w:rPr>
         <w:t>Dim_Location</w:t>
       </w:r>
       <w:proofErr w:type="spellEnd"/>
@@ -1257,8 +1447,16 @@
           <w:ilvl w:val="1"/>
           <w:numId w:val="1"/>
         </w:numPr>
-      </w:pPr>
-      <w:r>
+        <w:rPr>
+          <w:sz w:val="21"/>
+          <w:szCs w:val="21"/>
+        </w:rPr>
+      </w:pPr>
+      <w:r>
+        <w:rPr>
+          <w:sz w:val="21"/>
+          <w:szCs w:val="21"/>
+        </w:rPr>
         <w:t>Only retain columns relevant to the dimension.</w:t>
       </w:r>
     </w:p>
@@ -1269,9 +1467,17 @@
           <w:ilvl w:val="2"/>
           <w:numId w:val="1"/>
         </w:numPr>
+        <w:rPr>
+          <w:sz w:val="21"/>
+          <w:szCs w:val="21"/>
+        </w:rPr>
       </w:pPr>
       <w:proofErr w:type="spellStart"/>
       <w:r>
+        <w:rPr>
+          <w:sz w:val="21"/>
+          <w:szCs w:val="21"/>
+        </w:rPr>
         <w:t>Dim_CrimeType</w:t>
       </w:r>
       <w:proofErr w:type="spellEnd"/>
@@ -1286,12 +1492,16 @@
         <w:rPr>
           <w:b/>
           <w:bCs/>
-        </w:rPr>
-      </w:pPr>
-      <w:r>
-        <w:rPr>
-          <w:b/>
-          <w:bCs/>
+          <w:sz w:val="21"/>
+          <w:szCs w:val="21"/>
+        </w:rPr>
+      </w:pPr>
+      <w:r>
+        <w:rPr>
+          <w:b/>
+          <w:bCs/>
+          <w:sz w:val="21"/>
+          <w:szCs w:val="21"/>
         </w:rPr>
         <w:t>IUCR</w:t>
       </w:r>
@@ -1306,12 +1516,16 @@
         <w:rPr>
           <w:b/>
           <w:bCs/>
-        </w:rPr>
-      </w:pPr>
-      <w:r>
-        <w:rPr>
-          <w:b/>
-          <w:bCs/>
+          <w:sz w:val="21"/>
+          <w:szCs w:val="21"/>
+        </w:rPr>
+      </w:pPr>
+      <w:r>
+        <w:rPr>
+          <w:b/>
+          <w:bCs/>
+          <w:sz w:val="21"/>
+          <w:szCs w:val="21"/>
         </w:rPr>
         <w:t>FBI Code</w:t>
       </w:r>
@@ -1326,12 +1540,16 @@
         <w:rPr>
           <w:b/>
           <w:bCs/>
-        </w:rPr>
-      </w:pPr>
-      <w:r>
-        <w:rPr>
-          <w:b/>
-          <w:bCs/>
+          <w:sz w:val="21"/>
+          <w:szCs w:val="21"/>
+        </w:rPr>
+      </w:pPr>
+      <w:r>
+        <w:rPr>
+          <w:b/>
+          <w:bCs/>
+          <w:sz w:val="21"/>
+          <w:szCs w:val="21"/>
         </w:rPr>
         <w:t>Primary Type</w:t>
       </w:r>
@@ -1346,12 +1564,16 @@
         <w:rPr>
           <w:b/>
           <w:bCs/>
-        </w:rPr>
-      </w:pPr>
-      <w:r>
-        <w:rPr>
-          <w:b/>
-          <w:bCs/>
+          <w:sz w:val="21"/>
+          <w:szCs w:val="21"/>
+        </w:rPr>
+      </w:pPr>
+      <w:r>
+        <w:rPr>
+          <w:b/>
+          <w:bCs/>
+          <w:sz w:val="21"/>
+          <w:szCs w:val="21"/>
         </w:rPr>
         <w:t>Description</w:t>
       </w:r>
@@ -1366,12 +1588,16 @@
         <w:rPr>
           <w:b/>
           <w:bCs/>
-        </w:rPr>
-      </w:pPr>
-      <w:r>
-        <w:rPr>
-          <w:b/>
-          <w:bCs/>
+          <w:sz w:val="21"/>
+          <w:szCs w:val="21"/>
+        </w:rPr>
+      </w:pPr>
+      <w:r>
+        <w:rPr>
+          <w:b/>
+          <w:bCs/>
+          <w:sz w:val="21"/>
+          <w:szCs w:val="21"/>
         </w:rPr>
         <w:t>Severity Classification</w:t>
       </w:r>
@@ -1386,12 +1612,16 @@
         <w:rPr>
           <w:b/>
           <w:bCs/>
-        </w:rPr>
-      </w:pPr>
-      <w:r>
-        <w:rPr>
-          <w:b/>
-          <w:bCs/>
+          <w:sz w:val="21"/>
+          <w:szCs w:val="21"/>
+        </w:rPr>
+      </w:pPr>
+      <w:r>
+        <w:rPr>
+          <w:b/>
+          <w:bCs/>
+          <w:sz w:val="21"/>
+          <w:szCs w:val="21"/>
         </w:rPr>
         <w:t>Violen</w:t>
       </w:r>
@@ -1399,6 +1629,8 @@
         <w:rPr>
           <w:b/>
           <w:bCs/>
+          <w:sz w:val="21"/>
+          <w:szCs w:val="21"/>
         </w:rPr>
         <w:t>t</w:t>
       </w:r>
@@ -1410,9 +1642,17 @@
           <w:ilvl w:val="2"/>
           <w:numId w:val="1"/>
         </w:numPr>
+        <w:rPr>
+          <w:sz w:val="21"/>
+          <w:szCs w:val="21"/>
+        </w:rPr>
       </w:pPr>
       <w:proofErr w:type="spellStart"/>
       <w:r>
+        <w:rPr>
+          <w:sz w:val="21"/>
+          <w:szCs w:val="21"/>
+        </w:rPr>
         <w:t>Dim_Date</w:t>
       </w:r>
       <w:proofErr w:type="spellEnd"/>
@@ -1427,12 +1667,16 @@
         <w:rPr>
           <w:b/>
           <w:bCs/>
-        </w:rPr>
-      </w:pPr>
-      <w:r>
-        <w:rPr>
-          <w:b/>
-          <w:bCs/>
+          <w:sz w:val="21"/>
+          <w:szCs w:val="21"/>
+        </w:rPr>
+      </w:pPr>
+      <w:r>
+        <w:rPr>
+          <w:b/>
+          <w:bCs/>
+          <w:sz w:val="21"/>
+          <w:szCs w:val="21"/>
         </w:rPr>
         <w:t>Date</w:t>
       </w:r>
@@ -1447,12 +1691,16 @@
         <w:rPr>
           <w:b/>
           <w:bCs/>
-        </w:rPr>
-      </w:pPr>
-      <w:r>
-        <w:rPr>
-          <w:b/>
-          <w:bCs/>
+          <w:sz w:val="21"/>
+          <w:szCs w:val="21"/>
+        </w:rPr>
+      </w:pPr>
+      <w:r>
+        <w:rPr>
+          <w:b/>
+          <w:bCs/>
+          <w:sz w:val="21"/>
+          <w:szCs w:val="21"/>
         </w:rPr>
         <w:t xml:space="preserve">Year </w:t>
       </w:r>
@@ -1467,12 +1715,16 @@
         <w:rPr>
           <w:b/>
           <w:bCs/>
-        </w:rPr>
-      </w:pPr>
-      <w:r>
-        <w:rPr>
-          <w:b/>
-          <w:bCs/>
+          <w:sz w:val="21"/>
+          <w:szCs w:val="21"/>
+        </w:rPr>
+      </w:pPr>
+      <w:r>
+        <w:rPr>
+          <w:b/>
+          <w:bCs/>
+          <w:sz w:val="21"/>
+          <w:szCs w:val="21"/>
         </w:rPr>
         <w:t>Quarter</w:t>
       </w:r>
@@ -1487,12 +1739,16 @@
         <w:rPr>
           <w:b/>
           <w:bCs/>
-        </w:rPr>
-      </w:pPr>
-      <w:r>
-        <w:rPr>
-          <w:b/>
-          <w:bCs/>
+          <w:sz w:val="21"/>
+          <w:szCs w:val="21"/>
+        </w:rPr>
+      </w:pPr>
+      <w:r>
+        <w:rPr>
+          <w:b/>
+          <w:bCs/>
+          <w:sz w:val="21"/>
+          <w:szCs w:val="21"/>
         </w:rPr>
         <w:t>Month Number</w:t>
       </w:r>
@@ -1507,12 +1763,16 @@
         <w:rPr>
           <w:b/>
           <w:bCs/>
-        </w:rPr>
-      </w:pPr>
-      <w:r>
-        <w:rPr>
-          <w:b/>
-          <w:bCs/>
+          <w:sz w:val="21"/>
+          <w:szCs w:val="21"/>
+        </w:rPr>
+      </w:pPr>
+      <w:r>
+        <w:rPr>
+          <w:b/>
+          <w:bCs/>
+          <w:sz w:val="21"/>
+          <w:szCs w:val="21"/>
         </w:rPr>
         <w:t>Month Name</w:t>
       </w:r>
@@ -1527,12 +1787,16 @@
         <w:rPr>
           <w:b/>
           <w:bCs/>
-        </w:rPr>
-      </w:pPr>
-      <w:r>
-        <w:rPr>
-          <w:b/>
-          <w:bCs/>
+          <w:sz w:val="21"/>
+          <w:szCs w:val="21"/>
+        </w:rPr>
+      </w:pPr>
+      <w:r>
+        <w:rPr>
+          <w:b/>
+          <w:bCs/>
+          <w:sz w:val="21"/>
+          <w:szCs w:val="21"/>
         </w:rPr>
         <w:t>Day</w:t>
       </w:r>
@@ -1547,12 +1811,16 @@
         <w:rPr>
           <w:b/>
           <w:bCs/>
-        </w:rPr>
-      </w:pPr>
-      <w:r>
-        <w:rPr>
-          <w:b/>
-          <w:bCs/>
+          <w:sz w:val="21"/>
+          <w:szCs w:val="21"/>
+        </w:rPr>
+      </w:pPr>
+      <w:r>
+        <w:rPr>
+          <w:b/>
+          <w:bCs/>
+          <w:sz w:val="21"/>
+          <w:szCs w:val="21"/>
         </w:rPr>
         <w:t>Day Of Week</w:t>
       </w:r>
@@ -1567,12 +1835,16 @@
         <w:rPr>
           <w:b/>
           <w:bCs/>
-        </w:rPr>
-      </w:pPr>
-      <w:r>
-        <w:rPr>
-          <w:b/>
-          <w:bCs/>
+          <w:sz w:val="21"/>
+          <w:szCs w:val="21"/>
+        </w:rPr>
+      </w:pPr>
+      <w:r>
+        <w:rPr>
+          <w:b/>
+          <w:bCs/>
+          <w:sz w:val="21"/>
+          <w:szCs w:val="21"/>
         </w:rPr>
         <w:t>Day Of Week Name</w:t>
       </w:r>
@@ -1587,12 +1859,16 @@
         <w:rPr>
           <w:b/>
           <w:bCs/>
-        </w:rPr>
-      </w:pPr>
-      <w:r>
-        <w:rPr>
-          <w:b/>
-          <w:bCs/>
+          <w:sz w:val="21"/>
+          <w:szCs w:val="21"/>
+        </w:rPr>
+      </w:pPr>
+      <w:r>
+        <w:rPr>
+          <w:b/>
+          <w:bCs/>
+          <w:sz w:val="21"/>
+          <w:szCs w:val="21"/>
         </w:rPr>
         <w:t>Hour</w:t>
       </w:r>
@@ -1607,12 +1883,16 @@
         <w:rPr>
           <w:b/>
           <w:bCs/>
-        </w:rPr>
-      </w:pPr>
-      <w:r>
-        <w:rPr>
-          <w:b/>
-          <w:bCs/>
+          <w:sz w:val="21"/>
+          <w:szCs w:val="21"/>
+        </w:rPr>
+      </w:pPr>
+      <w:r>
+        <w:rPr>
+          <w:b/>
+          <w:bCs/>
+          <w:sz w:val="21"/>
+          <w:szCs w:val="21"/>
         </w:rPr>
         <w:t>Time Period</w:t>
       </w:r>
@@ -1624,9 +1904,17 @@
           <w:ilvl w:val="2"/>
           <w:numId w:val="1"/>
         </w:numPr>
+        <w:rPr>
+          <w:sz w:val="21"/>
+          <w:szCs w:val="21"/>
+        </w:rPr>
       </w:pPr>
       <w:proofErr w:type="spellStart"/>
       <w:r>
+        <w:rPr>
+          <w:sz w:val="21"/>
+          <w:szCs w:val="21"/>
+        </w:rPr>
         <w:t>Dim_Location</w:t>
       </w:r>
       <w:proofErr w:type="spellEnd"/>
@@ -1641,15 +1929,163 @@
         <w:rPr>
           <w:b/>
           <w:bCs/>
-        </w:rPr>
-      </w:pPr>
-      <w:r>
-        <w:rPr>
-          <w:b/>
-          <w:bCs/>
+          <w:sz w:val="21"/>
+          <w:szCs w:val="21"/>
+        </w:rPr>
+      </w:pPr>
+      <w:r>
+        <w:rPr>
+          <w:b/>
+          <w:bCs/>
+          <w:sz w:val="21"/>
+          <w:szCs w:val="21"/>
+        </w:rPr>
+        <w:t>Block</w:t>
+      </w:r>
+    </w:p>
+    <w:p>
+      <w:pPr>
+        <w:pStyle w:val="ListParagraph"/>
+        <w:numPr>
+          <w:ilvl w:val="3"/>
+          <w:numId w:val="1"/>
+        </w:numPr>
+        <w:rPr>
+          <w:b/>
+          <w:bCs/>
+          <w:sz w:val="21"/>
+          <w:szCs w:val="21"/>
+        </w:rPr>
+      </w:pPr>
+      <w:r>
+        <w:rPr>
+          <w:b/>
+          <w:bCs/>
+          <w:sz w:val="21"/>
+          <w:szCs w:val="21"/>
+        </w:rPr>
+        <w:t>Location Description</w:t>
+      </w:r>
+    </w:p>
+    <w:p>
+      <w:pPr>
+        <w:pStyle w:val="ListParagraph"/>
+        <w:numPr>
+          <w:ilvl w:val="3"/>
+          <w:numId w:val="1"/>
+        </w:numPr>
+        <w:rPr>
+          <w:b/>
+          <w:bCs/>
+          <w:sz w:val="21"/>
+          <w:szCs w:val="21"/>
+        </w:rPr>
+      </w:pPr>
+      <w:r>
+        <w:rPr>
+          <w:b/>
+          <w:bCs/>
+          <w:sz w:val="21"/>
+          <w:szCs w:val="21"/>
+        </w:rPr>
+        <w:t>Beat</w:t>
+      </w:r>
+    </w:p>
+    <w:p>
+      <w:pPr>
+        <w:pStyle w:val="ListParagraph"/>
+        <w:numPr>
+          <w:ilvl w:val="3"/>
+          <w:numId w:val="1"/>
+        </w:numPr>
+        <w:rPr>
+          <w:b/>
+          <w:bCs/>
+          <w:sz w:val="21"/>
+          <w:szCs w:val="21"/>
+        </w:rPr>
+      </w:pPr>
+      <w:r>
+        <w:rPr>
+          <w:b/>
+          <w:bCs/>
+          <w:sz w:val="21"/>
+          <w:szCs w:val="21"/>
+        </w:rPr>
+        <w:t>District</w:t>
+      </w:r>
+    </w:p>
+    <w:p>
+      <w:pPr>
+        <w:pStyle w:val="ListParagraph"/>
+        <w:numPr>
+          <w:ilvl w:val="3"/>
+          <w:numId w:val="1"/>
+        </w:numPr>
+        <w:rPr>
+          <w:b/>
+          <w:bCs/>
+          <w:sz w:val="21"/>
+          <w:szCs w:val="21"/>
+        </w:rPr>
+      </w:pPr>
+      <w:r>
+        <w:rPr>
+          <w:b/>
+          <w:bCs/>
+          <w:sz w:val="21"/>
+          <w:szCs w:val="21"/>
+        </w:rPr>
+        <w:t>Ward</w:t>
+      </w:r>
+    </w:p>
+    <w:p>
+      <w:pPr>
+        <w:pStyle w:val="ListParagraph"/>
+        <w:numPr>
+          <w:ilvl w:val="3"/>
+          <w:numId w:val="1"/>
+        </w:numPr>
+        <w:rPr>
+          <w:b/>
+          <w:bCs/>
+          <w:sz w:val="21"/>
+          <w:szCs w:val="21"/>
+        </w:rPr>
+      </w:pPr>
+      <w:r>
+        <w:rPr>
+          <w:b/>
+          <w:bCs/>
+          <w:sz w:val="21"/>
+          <w:szCs w:val="21"/>
+        </w:rPr>
+        <w:t>Community Area</w:t>
+      </w:r>
+    </w:p>
+    <w:p>
+      <w:pPr>
+        <w:pStyle w:val="ListParagraph"/>
+        <w:numPr>
+          <w:ilvl w:val="3"/>
+          <w:numId w:val="1"/>
+        </w:numPr>
+        <w:rPr>
+          <w:b/>
+          <w:bCs/>
+          <w:sz w:val="21"/>
+          <w:szCs w:val="21"/>
+        </w:rPr>
+      </w:pPr>
+      <w:r>
+        <w:rPr>
+          <w:b/>
+          <w:bCs/>
+          <w:sz w:val="21"/>
+          <w:szCs w:val="21"/>
         </w:rPr>
         <w:lastRenderedPageBreak/>
-        <w:t>Block</w:t>
+        <w:t>Longitude</w:t>
       </w:r>
     </w:p>
     <w:p>
@@ -1662,15 +2098,41 @@
         <w:rPr>
           <w:b/>
           <w:bCs/>
-        </w:rPr>
-      </w:pPr>
-      <w:r>
-        <w:rPr>
-          <w:b/>
-          <w:bCs/>
-        </w:rPr>
-        <w:t>Location Description</w:t>
-      </w:r>
+          <w:sz w:val="21"/>
+          <w:szCs w:val="21"/>
+        </w:rPr>
+      </w:pPr>
+      <w:r>
+        <w:rPr>
+          <w:b/>
+          <w:bCs/>
+          <w:sz w:val="21"/>
+          <w:szCs w:val="21"/>
+        </w:rPr>
+        <w:t>Latitude</w:t>
+      </w:r>
+    </w:p>
+    <w:p>
+      <w:pPr>
+        <w:pStyle w:val="ListParagraph"/>
+        <w:numPr>
+          <w:ilvl w:val="2"/>
+          <w:numId w:val="1"/>
+        </w:numPr>
+        <w:rPr>
+          <w:sz w:val="21"/>
+          <w:szCs w:val="21"/>
+        </w:rPr>
+      </w:pPr>
+      <w:proofErr w:type="spellStart"/>
+      <w:r>
+        <w:rPr>
+          <w:sz w:val="21"/>
+          <w:szCs w:val="21"/>
+        </w:rPr>
+        <w:t>Fact_CrimeData</w:t>
+      </w:r>
+      <w:proofErr w:type="spellEnd"/>
     </w:p>
     <w:p>
       <w:pPr>
@@ -1682,14 +2144,18 @@
         <w:rPr>
           <w:b/>
           <w:bCs/>
-        </w:rPr>
-      </w:pPr>
-      <w:r>
-        <w:rPr>
-          <w:b/>
-          <w:bCs/>
-        </w:rPr>
-        <w:t>Beat</w:t>
+          <w:sz w:val="21"/>
+          <w:szCs w:val="21"/>
+        </w:rPr>
+      </w:pPr>
+      <w:r>
+        <w:rPr>
+          <w:b/>
+          <w:bCs/>
+          <w:sz w:val="21"/>
+          <w:szCs w:val="21"/>
+        </w:rPr>
+        <w:t>Arrest</w:t>
       </w:r>
     </w:p>
     <w:p>
@@ -1702,94 +2168,172 @@
         <w:rPr>
           <w:b/>
           <w:bCs/>
-        </w:rPr>
-      </w:pPr>
-      <w:r>
-        <w:rPr>
-          <w:b/>
-          <w:bCs/>
-        </w:rPr>
-        <w:t>District</w:t>
-      </w:r>
-    </w:p>
-    <w:p>
-      <w:pPr>
-        <w:pStyle w:val="ListParagraph"/>
-        <w:numPr>
-          <w:ilvl w:val="3"/>
-          <w:numId w:val="1"/>
-        </w:numPr>
-        <w:rPr>
-          <w:b/>
-          <w:bCs/>
-        </w:rPr>
-      </w:pPr>
-      <w:r>
-        <w:rPr>
-          <w:b/>
-          <w:bCs/>
-        </w:rPr>
-        <w:t>Ward</w:t>
-      </w:r>
-    </w:p>
-    <w:p>
-      <w:pPr>
-        <w:pStyle w:val="ListParagraph"/>
-        <w:numPr>
-          <w:ilvl w:val="3"/>
-          <w:numId w:val="1"/>
-        </w:numPr>
-        <w:rPr>
-          <w:b/>
-          <w:bCs/>
-        </w:rPr>
-      </w:pPr>
-      <w:r>
-        <w:rPr>
-          <w:b/>
-          <w:bCs/>
-        </w:rPr>
-        <w:t>Community Area</w:t>
-      </w:r>
-    </w:p>
-    <w:p>
-      <w:pPr>
-        <w:pStyle w:val="ListParagraph"/>
-        <w:numPr>
-          <w:ilvl w:val="3"/>
-          <w:numId w:val="1"/>
-        </w:numPr>
-        <w:rPr>
-          <w:b/>
-          <w:bCs/>
-        </w:rPr>
-      </w:pPr>
-      <w:r>
-        <w:rPr>
-          <w:b/>
-          <w:bCs/>
-        </w:rPr>
-        <w:t>Longitude</w:t>
-      </w:r>
-    </w:p>
-    <w:p>
-      <w:pPr>
-        <w:pStyle w:val="ListParagraph"/>
-        <w:numPr>
-          <w:ilvl w:val="3"/>
-          <w:numId w:val="1"/>
-        </w:numPr>
-        <w:rPr>
-          <w:b/>
-          <w:bCs/>
-        </w:rPr>
-      </w:pPr>
-      <w:r>
-        <w:rPr>
-          <w:b/>
-          <w:bCs/>
-        </w:rPr>
-        <w:t>Latitude</w:t>
+          <w:sz w:val="21"/>
+          <w:szCs w:val="21"/>
+        </w:rPr>
+      </w:pPr>
+      <w:r>
+        <w:rPr>
+          <w:b/>
+          <w:bCs/>
+          <w:sz w:val="21"/>
+          <w:szCs w:val="21"/>
+        </w:rPr>
+        <w:t>Domestic</w:t>
+      </w:r>
+    </w:p>
+    <w:p>
+      <w:pPr>
+        <w:pStyle w:val="ListParagraph"/>
+        <w:numPr>
+          <w:ilvl w:val="1"/>
+          <w:numId w:val="1"/>
+        </w:numPr>
+        <w:rPr>
+          <w:sz w:val="21"/>
+          <w:szCs w:val="21"/>
+        </w:rPr>
+      </w:pPr>
+      <w:r>
+        <w:rPr>
+          <w:sz w:val="21"/>
+          <w:szCs w:val="21"/>
+        </w:rPr>
+        <w:t>Add an index column to each dimension.</w:t>
+      </w:r>
+    </w:p>
+    <w:p>
+      <w:pPr>
+        <w:pStyle w:val="ListParagraph"/>
+        <w:numPr>
+          <w:ilvl w:val="1"/>
+          <w:numId w:val="1"/>
+        </w:numPr>
+        <w:rPr>
+          <w:sz w:val="21"/>
+          <w:szCs w:val="21"/>
+        </w:rPr>
+      </w:pPr>
+      <w:r>
+        <w:rPr>
+          <w:sz w:val="21"/>
+          <w:szCs w:val="21"/>
+        </w:rPr>
+        <w:t>Merge matching columns between fact table and dimension.</w:t>
+      </w:r>
+    </w:p>
+    <w:p>
+      <w:pPr>
+        <w:pStyle w:val="ListParagraph"/>
+        <w:numPr>
+          <w:ilvl w:val="1"/>
+          <w:numId w:val="1"/>
+        </w:numPr>
+        <w:rPr>
+          <w:sz w:val="21"/>
+          <w:szCs w:val="21"/>
+        </w:rPr>
+      </w:pPr>
+      <w:r>
+        <w:rPr>
+          <w:sz w:val="21"/>
+          <w:szCs w:val="21"/>
+        </w:rPr>
+        <w:t>Expand the dimension IDs but collapse other columns.</w:t>
+      </w:r>
+    </w:p>
+    <w:p>
+      <w:pPr>
+        <w:pStyle w:val="ListParagraph"/>
+        <w:numPr>
+          <w:ilvl w:val="1"/>
+          <w:numId w:val="1"/>
+        </w:numPr>
+        <w:rPr>
+          <w:sz w:val="21"/>
+          <w:szCs w:val="21"/>
+        </w:rPr>
+      </w:pPr>
+      <w:r>
+        <w:rPr>
+          <w:sz w:val="21"/>
+          <w:szCs w:val="21"/>
+        </w:rPr>
+        <w:t>Eliminate duplicate columns that aren’t IDs or part of the fact table.</w:t>
+      </w:r>
+    </w:p>
+    <w:p>
+      <w:pPr>
+        <w:pStyle w:val="ListParagraph"/>
+        <w:numPr>
+          <w:ilvl w:val="0"/>
+          <w:numId w:val="1"/>
+        </w:numPr>
+        <w:rPr>
+          <w:sz w:val="21"/>
+          <w:szCs w:val="21"/>
+        </w:rPr>
+      </w:pPr>
+      <w:r>
+        <w:rPr>
+          <w:sz w:val="21"/>
+          <w:szCs w:val="21"/>
+        </w:rPr>
+        <w:t>My</w:t>
+      </w:r>
+      <w:r>
+        <w:rPr>
+          <w:sz w:val="21"/>
+          <w:szCs w:val="21"/>
+        </w:rPr>
+        <w:t>SQL Modelling</w:t>
+      </w:r>
+      <w:r>
+        <w:rPr>
+          <w:sz w:val="21"/>
+          <w:szCs w:val="21"/>
+        </w:rPr>
+        <w:t xml:space="preserve"> Method</w:t>
+      </w:r>
+    </w:p>
+    <w:p>
+      <w:pPr>
+        <w:pStyle w:val="ListParagraph"/>
+        <w:numPr>
+          <w:ilvl w:val="1"/>
+          <w:numId w:val="1"/>
+        </w:numPr>
+        <w:rPr>
+          <w:sz w:val="21"/>
+          <w:szCs w:val="21"/>
+        </w:rPr>
+      </w:pPr>
+      <w:r>
+        <w:rPr>
+          <w:sz w:val="21"/>
+          <w:szCs w:val="21"/>
+        </w:rPr>
+        <w:t>Export data as a CSV with comma delimiters using DAX Studio.</w:t>
+      </w:r>
+    </w:p>
+    <w:p>
+      <w:pPr>
+        <w:pStyle w:val="ListParagraph"/>
+        <w:numPr>
+          <w:ilvl w:val="1"/>
+          <w:numId w:val="1"/>
+        </w:numPr>
+        <w:rPr>
+          <w:sz w:val="21"/>
+          <w:szCs w:val="21"/>
+        </w:rPr>
+      </w:pPr>
+      <w:r>
+        <w:rPr>
+          <w:sz w:val="21"/>
+          <w:szCs w:val="21"/>
+        </w:rPr>
+        <w:t>Create a table schema following known table structure from staging.</w:t>
       </w:r>
     </w:p>
     <w:p>
@@ -1799,10 +2343,174 @@
           <w:ilvl w:val="2"/>
           <w:numId w:val="1"/>
         </w:numPr>
+        <w:rPr>
+          <w:sz w:val="21"/>
+          <w:szCs w:val="21"/>
+        </w:rPr>
+      </w:pPr>
+      <w:r>
+        <w:rPr>
+          <w:sz w:val="21"/>
+          <w:szCs w:val="21"/>
+        </w:rPr>
+        <w:t>Ideally assign data types with constraints for efficiency, e.g. VARCHAR(5) instead of TEXT.</w:t>
+      </w:r>
+    </w:p>
+    <w:p>
+      <w:pPr>
+        <w:pStyle w:val="ListParagraph"/>
+        <w:numPr>
+          <w:ilvl w:val="1"/>
+          <w:numId w:val="1"/>
+        </w:numPr>
+        <w:rPr>
+          <w:sz w:val="21"/>
+          <w:szCs w:val="21"/>
+        </w:rPr>
+      </w:pPr>
+      <w:r>
+        <w:rPr>
+          <w:sz w:val="21"/>
+          <w:szCs w:val="21"/>
+        </w:rPr>
+        <w:t xml:space="preserve">Import the CSV contents through </w:t>
+      </w:r>
+      <w:r>
+        <w:rPr>
+          <w:b/>
+          <w:bCs/>
+          <w:sz w:val="21"/>
+          <w:szCs w:val="21"/>
+        </w:rPr>
+        <w:t>LOAD DATA LOCAL INFILE</w:t>
+      </w:r>
+      <w:r>
+        <w:rPr>
+          <w:sz w:val="21"/>
+          <w:szCs w:val="21"/>
+        </w:rPr>
+        <w:t>.</w:t>
+      </w:r>
+    </w:p>
+    <w:p>
+      <w:pPr>
+        <w:pStyle w:val="ListParagraph"/>
+        <w:numPr>
+          <w:ilvl w:val="2"/>
+          <w:numId w:val="1"/>
+        </w:numPr>
+        <w:rPr>
+          <w:sz w:val="21"/>
+          <w:szCs w:val="21"/>
+        </w:rPr>
+      </w:pPr>
+      <w:r>
+        <w:rPr>
+          <w:sz w:val="21"/>
+          <w:szCs w:val="21"/>
+        </w:rPr>
+        <w:t>CSV may need to be placed in MySQL/Uploads folder.</w:t>
+      </w:r>
+    </w:p>
+    <w:p>
+      <w:pPr>
+        <w:pStyle w:val="ListParagraph"/>
+        <w:numPr>
+          <w:ilvl w:val="1"/>
+          <w:numId w:val="1"/>
+        </w:numPr>
+        <w:rPr>
+          <w:sz w:val="21"/>
+          <w:szCs w:val="21"/>
+        </w:rPr>
+      </w:pPr>
+      <w:r>
+        <w:rPr>
+          <w:sz w:val="21"/>
+          <w:szCs w:val="21"/>
+        </w:rPr>
+        <w:t>Reassign Boolean values to BIT.</w:t>
+      </w:r>
+    </w:p>
+    <w:p>
+      <w:pPr>
+        <w:pStyle w:val="ListParagraph"/>
+        <w:numPr>
+          <w:ilvl w:val="2"/>
+          <w:numId w:val="1"/>
+        </w:numPr>
+        <w:rPr>
+          <w:sz w:val="21"/>
+          <w:szCs w:val="21"/>
+        </w:rPr>
+      </w:pPr>
+      <w:r>
+        <w:rPr>
+          <w:sz w:val="21"/>
+          <w:szCs w:val="21"/>
+        </w:rPr>
+        <w:t>MySQL does not explicitly have Boolean typing.</w:t>
+      </w:r>
+    </w:p>
+    <w:p>
+      <w:pPr>
+        <w:pStyle w:val="ListParagraph"/>
+        <w:numPr>
+          <w:ilvl w:val="2"/>
+          <w:numId w:val="1"/>
+        </w:numPr>
+        <w:rPr>
+          <w:sz w:val="21"/>
+          <w:szCs w:val="21"/>
+        </w:rPr>
+      </w:pPr>
+      <w:r>
+        <w:rPr>
+          <w:sz w:val="21"/>
+          <w:szCs w:val="21"/>
+        </w:rPr>
+        <w:t>0 / 1 is cheaper than True / False.</w:t>
+      </w:r>
+    </w:p>
+    <w:p>
+      <w:pPr>
+        <w:pStyle w:val="ListParagraph"/>
+        <w:numPr>
+          <w:ilvl w:val="1"/>
+          <w:numId w:val="1"/>
+        </w:numPr>
+        <w:rPr>
+          <w:sz w:val="21"/>
+          <w:szCs w:val="21"/>
+        </w:rPr>
+      </w:pPr>
+      <w:r>
+        <w:rPr>
+          <w:sz w:val="21"/>
+          <w:szCs w:val="21"/>
+        </w:rPr>
+        <w:t>Create dimension tables for the model.</w:t>
+      </w:r>
+    </w:p>
+    <w:p>
+      <w:pPr>
+        <w:pStyle w:val="ListParagraph"/>
+        <w:numPr>
+          <w:ilvl w:val="2"/>
+          <w:numId w:val="1"/>
+        </w:numPr>
+        <w:rPr>
+          <w:sz w:val="21"/>
+          <w:szCs w:val="21"/>
+        </w:rPr>
       </w:pPr>
       <w:proofErr w:type="spellStart"/>
       <w:r>
-        <w:t>Fact_CrimeData</w:t>
+        <w:rPr>
+          <w:sz w:val="21"/>
+          <w:szCs w:val="21"/>
+        </w:rPr>
+        <w:t>Dim_CrimeType</w:t>
       </w:r>
       <w:proofErr w:type="spellEnd"/>
     </w:p>
@@ -1810,41 +2518,45 @@
       <w:pPr>
         <w:pStyle w:val="ListParagraph"/>
         <w:numPr>
-          <w:ilvl w:val="3"/>
-          <w:numId w:val="1"/>
-        </w:numPr>
-        <w:rPr>
-          <w:b/>
-          <w:bCs/>
-        </w:rPr>
-      </w:pPr>
-      <w:r>
-        <w:rPr>
-          <w:b/>
-          <w:bCs/>
-        </w:rPr>
-        <w:t>Arrest</w:t>
-      </w:r>
-    </w:p>
-    <w:p>
-      <w:pPr>
-        <w:pStyle w:val="ListParagraph"/>
-        <w:numPr>
-          <w:ilvl w:val="3"/>
-          <w:numId w:val="1"/>
-        </w:numPr>
-        <w:rPr>
-          <w:b/>
-          <w:bCs/>
-        </w:rPr>
-      </w:pPr>
-      <w:r>
-        <w:rPr>
-          <w:b/>
-          <w:bCs/>
-        </w:rPr>
-        <w:t>Domestic</w:t>
-      </w:r>
+          <w:ilvl w:val="2"/>
+          <w:numId w:val="1"/>
+        </w:numPr>
+        <w:rPr>
+          <w:sz w:val="21"/>
+          <w:szCs w:val="21"/>
+        </w:rPr>
+      </w:pPr>
+      <w:proofErr w:type="spellStart"/>
+      <w:r>
+        <w:rPr>
+          <w:sz w:val="21"/>
+          <w:szCs w:val="21"/>
+        </w:rPr>
+        <w:t>Dim_Date</w:t>
+      </w:r>
+      <w:proofErr w:type="spellEnd"/>
+    </w:p>
+    <w:p>
+      <w:pPr>
+        <w:pStyle w:val="ListParagraph"/>
+        <w:numPr>
+          <w:ilvl w:val="2"/>
+          <w:numId w:val="1"/>
+        </w:numPr>
+        <w:rPr>
+          <w:sz w:val="21"/>
+          <w:szCs w:val="21"/>
+        </w:rPr>
+      </w:pPr>
+      <w:proofErr w:type="spellStart"/>
+      <w:r>
+        <w:rPr>
+          <w:sz w:val="21"/>
+          <w:szCs w:val="21"/>
+        </w:rPr>
+        <w:t>Dim_Location</w:t>
+      </w:r>
+      <w:proofErr w:type="spellEnd"/>
     </w:p>
     <w:p>
       <w:pPr>
@@ -1853,9 +2565,17 @@
           <w:ilvl w:val="1"/>
           <w:numId w:val="1"/>
         </w:numPr>
-      </w:pPr>
-      <w:r>
-        <w:t>Add an index column to each dimension.</w:t>
+        <w:rPr>
+          <w:sz w:val="21"/>
+          <w:szCs w:val="21"/>
+        </w:rPr>
+      </w:pPr>
+      <w:r>
+        <w:rPr>
+          <w:sz w:val="21"/>
+          <w:szCs w:val="21"/>
+        </w:rPr>
+        <w:t>Create an index column that auto increments as a primary key for each dimension table.</w:t>
       </w:r>
     </w:p>
     <w:p>
@@ -1865,9 +2585,17 @@
           <w:ilvl w:val="1"/>
           <w:numId w:val="1"/>
         </w:numPr>
-      </w:pPr>
-      <w:r>
-        <w:t>Merge matching columns between fact table and dimension.</w:t>
+        <w:rPr>
+          <w:sz w:val="21"/>
+          <w:szCs w:val="21"/>
+        </w:rPr>
+      </w:pPr>
+      <w:r>
+        <w:rPr>
+          <w:sz w:val="21"/>
+          <w:szCs w:val="21"/>
+        </w:rPr>
+        <w:t>Create a fact table to contain foreign keys of each dim table as well as columns that do not belong to any dimension.</w:t>
       </w:r>
     </w:p>
     <w:p>
@@ -1877,9 +2605,37 @@
           <w:ilvl w:val="1"/>
           <w:numId w:val="1"/>
         </w:numPr>
-      </w:pPr>
-      <w:r>
-        <w:t>Expand the dimension IDs but collapse other columns.</w:t>
+        <w:rPr>
+          <w:sz w:val="21"/>
+          <w:szCs w:val="21"/>
+        </w:rPr>
+      </w:pPr>
+      <w:r>
+        <w:rPr>
+          <w:sz w:val="21"/>
+          <w:szCs w:val="21"/>
+        </w:rPr>
+        <w:t>Run a query that joins the dim tables and staging table to the fact table and insert the relevant columns into the fact table.</w:t>
+      </w:r>
+    </w:p>
+    <w:p>
+      <w:pPr>
+        <w:pStyle w:val="ListParagraph"/>
+        <w:numPr>
+          <w:ilvl w:val="2"/>
+          <w:numId w:val="1"/>
+        </w:numPr>
+        <w:rPr>
+          <w:sz w:val="21"/>
+          <w:szCs w:val="21"/>
+        </w:rPr>
+      </w:pPr>
+      <w:r>
+        <w:rPr>
+          <w:sz w:val="21"/>
+          <w:szCs w:val="21"/>
+        </w:rPr>
+        <w:t>Primary keys and foreign key constraints are not necessary in this case as the data is going to be imported into Power BI.</w:t>
       </w:r>
     </w:p>
     <w:p>
@@ -1889,9 +2645,24 @@
           <w:ilvl w:val="1"/>
           <w:numId w:val="1"/>
         </w:numPr>
-      </w:pPr>
-      <w:r>
-        <w:t>Eliminate duplicate columns that aren’t IDs or part of the fact table.</w:t>
+        <w:rPr>
+          <w:sz w:val="21"/>
+          <w:szCs w:val="21"/>
+        </w:rPr>
+      </w:pPr>
+      <w:r>
+        <w:rPr>
+          <w:sz w:val="21"/>
+          <w:szCs w:val="21"/>
+        </w:rPr>
+        <w:t>Import from MySQL database to</w:t>
+      </w:r>
+      <w:r>
+        <w:rPr>
+          <w:sz w:val="21"/>
+          <w:szCs w:val="21"/>
+        </w:rPr>
+        <w:t xml:space="preserve"> Power BI.</w:t>
       </w:r>
     </w:p>
     <w:p>
@@ -1901,15 +2672,17 @@
           <w:ilvl w:val="0"/>
           <w:numId w:val="1"/>
         </w:numPr>
-      </w:pPr>
-      <w:r>
-        <w:t>My</w:t>
-      </w:r>
-      <w:r>
-        <w:t>SQL Modelling</w:t>
-      </w:r>
-      <w:r>
-        <w:t xml:space="preserve"> Method</w:t>
+        <w:rPr>
+          <w:sz w:val="21"/>
+          <w:szCs w:val="21"/>
+        </w:rPr>
+      </w:pPr>
+      <w:r>
+        <w:rPr>
+          <w:sz w:val="21"/>
+          <w:szCs w:val="21"/>
+        </w:rPr>
+        <w:t>Final transformations.</w:t>
       </w:r>
     </w:p>
     <w:p>
@@ -1919,9 +2692,17 @@
           <w:ilvl w:val="1"/>
           <w:numId w:val="1"/>
         </w:numPr>
-      </w:pPr>
-      <w:r>
-        <w:t>Export data as a CSV with comma delimiters using DAX Studio.</w:t>
+        <w:rPr>
+          <w:sz w:val="21"/>
+          <w:szCs w:val="21"/>
+        </w:rPr>
+      </w:pPr>
+      <w:r>
+        <w:rPr>
+          <w:sz w:val="21"/>
+          <w:szCs w:val="21"/>
+        </w:rPr>
+        <w:t>Rename tables.</w:t>
       </w:r>
     </w:p>
     <w:p>
@@ -1931,21 +2712,17 @@
           <w:ilvl w:val="1"/>
           <w:numId w:val="1"/>
         </w:numPr>
-      </w:pPr>
-      <w:r>
-        <w:t>Create a table schema following known table structure from staging.</w:t>
-      </w:r>
-    </w:p>
-    <w:p>
-      <w:pPr>
-        <w:pStyle w:val="ListParagraph"/>
-        <w:numPr>
-          <w:ilvl w:val="2"/>
-          <w:numId w:val="1"/>
-        </w:numPr>
-      </w:pPr>
-      <w:r>
-        <w:t>Ideally assign data types with constraints for efficiency, e.g. VARCHAR(5) instead of TEXT.</w:t>
+        <w:rPr>
+          <w:sz w:val="21"/>
+          <w:szCs w:val="21"/>
+        </w:rPr>
+      </w:pPr>
+      <w:r>
+        <w:rPr>
+          <w:sz w:val="21"/>
+          <w:szCs w:val="21"/>
+        </w:rPr>
+        <w:t>Convert Bit fields to Boolean.</w:t>
       </w:r>
     </w:p>
     <w:p>
@@ -1955,232 +2732,16 @@
           <w:ilvl w:val="1"/>
           <w:numId w:val="1"/>
         </w:numPr>
-      </w:pPr>
-      <w:r>
-        <w:t xml:space="preserve">Import the CSV contents through </w:t>
-      </w:r>
-      <w:r>
-        <w:rPr>
-          <w:b/>
-          <w:bCs/>
-        </w:rPr>
-        <w:t>LOAD DATA LOCAL INFILE</w:t>
-      </w:r>
-      <w:r>
-        <w:t>.</w:t>
-      </w:r>
-    </w:p>
-    <w:p>
-      <w:pPr>
-        <w:pStyle w:val="ListParagraph"/>
-        <w:numPr>
-          <w:ilvl w:val="2"/>
-          <w:numId w:val="1"/>
-        </w:numPr>
-      </w:pPr>
-      <w:r>
-        <w:t>CSV may need to be placed in MySQL/Uploads folder.</w:t>
-      </w:r>
-    </w:p>
-    <w:p>
-      <w:pPr>
-        <w:pStyle w:val="ListParagraph"/>
-        <w:numPr>
-          <w:ilvl w:val="1"/>
-          <w:numId w:val="1"/>
-        </w:numPr>
-      </w:pPr>
-      <w:r>
-        <w:t>Reassign Boolean values to BIT.</w:t>
-      </w:r>
-    </w:p>
-    <w:p>
-      <w:pPr>
-        <w:pStyle w:val="ListParagraph"/>
-        <w:numPr>
-          <w:ilvl w:val="2"/>
-          <w:numId w:val="1"/>
-        </w:numPr>
-      </w:pPr>
-      <w:r>
-        <w:t>MySQL does not explicitly have Boolean typing.</w:t>
-      </w:r>
-    </w:p>
-    <w:p>
-      <w:pPr>
-        <w:pStyle w:val="ListParagraph"/>
-        <w:numPr>
-          <w:ilvl w:val="2"/>
-          <w:numId w:val="1"/>
-        </w:numPr>
-      </w:pPr>
-      <w:r>
-        <w:t>0 / 1 is cheaper than True / False.</w:t>
-      </w:r>
-    </w:p>
-    <w:p>
-      <w:pPr>
-        <w:pStyle w:val="ListParagraph"/>
-        <w:numPr>
-          <w:ilvl w:val="1"/>
-          <w:numId w:val="1"/>
-        </w:numPr>
-      </w:pPr>
-      <w:r>
-        <w:t>Create dimension tables for the model.</w:t>
-      </w:r>
-    </w:p>
-    <w:p>
-      <w:pPr>
-        <w:pStyle w:val="ListParagraph"/>
-        <w:numPr>
-          <w:ilvl w:val="2"/>
-          <w:numId w:val="1"/>
-        </w:numPr>
-      </w:pPr>
-      <w:proofErr w:type="spellStart"/>
-      <w:r>
-        <w:t>Dim_CrimeType</w:t>
-      </w:r>
-      <w:proofErr w:type="spellEnd"/>
-    </w:p>
-    <w:p>
-      <w:pPr>
-        <w:pStyle w:val="ListParagraph"/>
-        <w:numPr>
-          <w:ilvl w:val="2"/>
-          <w:numId w:val="1"/>
-        </w:numPr>
-      </w:pPr>
-      <w:proofErr w:type="spellStart"/>
-      <w:r>
-        <w:t>Dim_Date</w:t>
-      </w:r>
-      <w:proofErr w:type="spellEnd"/>
-    </w:p>
-    <w:p>
-      <w:pPr>
-        <w:pStyle w:val="ListParagraph"/>
-        <w:numPr>
-          <w:ilvl w:val="2"/>
-          <w:numId w:val="1"/>
-        </w:numPr>
-      </w:pPr>
-      <w:proofErr w:type="spellStart"/>
-      <w:r>
-        <w:t>Dim_Location</w:t>
-      </w:r>
-      <w:proofErr w:type="spellEnd"/>
-    </w:p>
-    <w:p>
-      <w:pPr>
-        <w:pStyle w:val="ListParagraph"/>
-        <w:numPr>
-          <w:ilvl w:val="1"/>
-          <w:numId w:val="1"/>
-        </w:numPr>
-      </w:pPr>
-      <w:r>
-        <w:t>Create an index column that auto increments as a primary key for each dimension table.</w:t>
-      </w:r>
-    </w:p>
-    <w:p>
-      <w:pPr>
-        <w:pStyle w:val="ListParagraph"/>
-        <w:numPr>
-          <w:ilvl w:val="1"/>
-          <w:numId w:val="1"/>
-        </w:numPr>
-      </w:pPr>
-      <w:r>
-        <w:t>Create a fact table to contain foreign keys of each dim table as well as columns that do not belong to any dimension.</w:t>
-      </w:r>
-    </w:p>
-    <w:p>
-      <w:pPr>
-        <w:pStyle w:val="ListParagraph"/>
-        <w:numPr>
-          <w:ilvl w:val="1"/>
-          <w:numId w:val="1"/>
-        </w:numPr>
-      </w:pPr>
-      <w:r>
-        <w:t>Run a query that joins the dim tables and staging table to the fact table and insert the relevant columns into the fact table.</w:t>
-      </w:r>
-    </w:p>
-    <w:p>
-      <w:pPr>
-        <w:pStyle w:val="ListParagraph"/>
-        <w:numPr>
-          <w:ilvl w:val="2"/>
-          <w:numId w:val="1"/>
-        </w:numPr>
-      </w:pPr>
-      <w:r>
-        <w:t>Primary keys and foreign key constraints are not necessary in this case as the data is going to be imported into Power BI.</w:t>
-      </w:r>
-    </w:p>
-    <w:p>
-      <w:pPr>
-        <w:pStyle w:val="ListParagraph"/>
-        <w:numPr>
-          <w:ilvl w:val="1"/>
-          <w:numId w:val="1"/>
-        </w:numPr>
-      </w:pPr>
-      <w:r>
-        <w:t>Import from MySQL database to</w:t>
-      </w:r>
-      <w:r>
-        <w:t xml:space="preserve"> Power BI.</w:t>
-      </w:r>
-    </w:p>
-    <w:p>
-      <w:pPr>
-        <w:pStyle w:val="ListParagraph"/>
-        <w:numPr>
-          <w:ilvl w:val="0"/>
-          <w:numId w:val="1"/>
-        </w:numPr>
-      </w:pPr>
-      <w:r>
-        <w:lastRenderedPageBreak/>
-        <w:t>Final transformations.</w:t>
-      </w:r>
-    </w:p>
-    <w:p>
-      <w:pPr>
-        <w:pStyle w:val="ListParagraph"/>
-        <w:numPr>
-          <w:ilvl w:val="1"/>
-          <w:numId w:val="1"/>
-        </w:numPr>
-      </w:pPr>
-      <w:r>
-        <w:t>Rename tables.</w:t>
-      </w:r>
-    </w:p>
-    <w:p>
-      <w:pPr>
-        <w:pStyle w:val="ListParagraph"/>
-        <w:numPr>
-          <w:ilvl w:val="1"/>
-          <w:numId w:val="1"/>
-        </w:numPr>
-      </w:pPr>
-      <w:r>
-        <w:t>Convert Bit fields to Boolean.</w:t>
-      </w:r>
-    </w:p>
-    <w:p>
-      <w:pPr>
-        <w:pStyle w:val="ListParagraph"/>
-        <w:numPr>
-          <w:ilvl w:val="1"/>
-          <w:numId w:val="1"/>
-        </w:numPr>
-      </w:pPr>
-      <w:r>
+        <w:rPr>
+          <w:sz w:val="21"/>
+          <w:szCs w:val="21"/>
+        </w:rPr>
+      </w:pPr>
+      <w:r>
+        <w:rPr>
+          <w:sz w:val="21"/>
+          <w:szCs w:val="21"/>
+        </w:rPr>
         <w:t>Form table relationships in Model View.</w:t>
       </w:r>
     </w:p>
